--- a/Atv 26 -08-25 Escopo de projeto - Luiz Gustavo e Claudyson.docx
+++ b/Atv 26 -08-25 Escopo de projeto - Luiz Gustavo e Claudyson.docx
@@ -302,8 +302,30 @@
               <w:rPr>
                 <w:rFonts w:asciiTheme="minorHAnsi" w:hAnsiTheme="minorHAnsi"/>
               </w:rPr>
-              <w:t xml:space="preserve">   Claudyson Clairmeus</w:t>
+              <w:t xml:space="preserve">   </w:t>
             </w:r>
+            <w:proofErr w:type="spellStart"/>
+            <w:r>
+              <w:rPr>
+                <w:rFonts w:asciiTheme="minorHAnsi" w:hAnsiTheme="minorHAnsi"/>
+              </w:rPr>
+              <w:t>Claudyson</w:t>
+            </w:r>
+            <w:proofErr w:type="spellEnd"/>
+            <w:r>
+              <w:rPr>
+                <w:rFonts w:asciiTheme="minorHAnsi" w:hAnsiTheme="minorHAnsi"/>
+              </w:rPr>
+              <w:t xml:space="preserve"> </w:t>
+            </w:r>
+            <w:proofErr w:type="spellStart"/>
+            <w:r>
+              <w:rPr>
+                <w:rFonts w:asciiTheme="minorHAnsi" w:hAnsiTheme="minorHAnsi"/>
+              </w:rPr>
+              <w:t>Clairmeus</w:t>
+            </w:r>
+            <w:proofErr w:type="spellEnd"/>
           </w:p>
         </w:tc>
       </w:tr>
@@ -454,7 +476,39 @@
           <w:b/>
           <w:sz w:val="24"/>
         </w:rPr>
-        <w:t>Sistema Iot para Monitoramento de Caixas de Perfuro-Cortantes Hospitalares</w:t>
+        <w:t xml:space="preserve">Sistema </w:t>
+      </w:r>
+      <w:proofErr w:type="spellStart"/>
+      <w:r>
+        <w:rPr>
+          <w:b/>
+          <w:sz w:val="24"/>
+        </w:rPr>
+        <w:t>Iot</w:t>
+      </w:r>
+      <w:proofErr w:type="spellEnd"/>
+      <w:r>
+        <w:rPr>
+          <w:b/>
+          <w:sz w:val="24"/>
+        </w:rPr>
+        <w:t xml:space="preserve"> para Monitoramento de Caixas de </w:t>
+      </w:r>
+      <w:proofErr w:type="spellStart"/>
+      <w:r>
+        <w:rPr>
+          <w:b/>
+          <w:sz w:val="24"/>
+        </w:rPr>
+        <w:t>Perfuro-Cortantes</w:t>
+      </w:r>
+      <w:proofErr w:type="spellEnd"/>
+      <w:r>
+        <w:rPr>
+          <w:b/>
+          <w:sz w:val="24"/>
+        </w:rPr>
+        <w:t xml:space="preserve"> Hospitalares</w:t>
       </w:r>
     </w:p>
     <w:p>
@@ -780,7 +834,23 @@
           <w:bCs/>
           <w:sz w:val="24"/>
         </w:rPr>
-        <w:t xml:space="preserve"> peso e nível de resíduos perfuro-cortantes em hospitais, com sensores inteligentes e alertas automáticos, visando segurança, eficiência na coleta e conformidade com normas sanitárias.</w:t>
+        <w:t xml:space="preserve"> peso e nível de resíduos </w:t>
+      </w:r>
+      <w:proofErr w:type="spellStart"/>
+      <w:r>
+        <w:rPr>
+          <w:bCs/>
+          <w:sz w:val="24"/>
+        </w:rPr>
+        <w:t>perfuro-cortantes</w:t>
+      </w:r>
+      <w:proofErr w:type="spellEnd"/>
+      <w:r>
+        <w:rPr>
+          <w:bCs/>
+          <w:sz w:val="24"/>
+        </w:rPr>
+        <w:t xml:space="preserve"> em hospitais, com sensores inteligentes e alertas automáticos, visando segurança, eficiência na coleta e conformidade com normas sanitárias.</w:t>
       </w:r>
     </w:p>
     <w:p>
@@ -1696,7 +1766,15 @@
         <w:t xml:space="preserve">Desenvolver e implementar um sistema de monitoramento em tempo real para </w:t>
       </w:r>
       <w:r>
-        <w:t xml:space="preserve">medir a capacidade, registrar e analisar o armazenamento de caixas de perfuro-cortantes hospitalares, garantindo a preservação da saúde de quem o manuseia e realiza coleta, trazer informes de gastos e controle do </w:t>
+        <w:t xml:space="preserve">medir a capacidade, registrar e analisar o armazenamento de caixas de </w:t>
+      </w:r>
+      <w:proofErr w:type="spellStart"/>
+      <w:r>
+        <w:t>perfuro-cortantes</w:t>
+      </w:r>
+      <w:proofErr w:type="spellEnd"/>
+      <w:r>
+        <w:t xml:space="preserve"> hospitalares, garantindo a preservação da saúde de quem o manuseia e realiza coleta, trazer informes de gastos e controle do </w:t>
       </w:r>
       <w:r>
         <w:t>material descartado</w:t>
@@ -1806,6 +1884,54 @@
     </w:p>
     <w:p>
       <w:pPr>
+        <w:pStyle w:val="EstiloTtulo1TimesNewRoman"/>
+        <w:ind w:left="284"/>
+      </w:pPr>
+    </w:p>
+    <w:p>
+      <w:pPr>
+        <w:pStyle w:val="EstiloTtulo1TimesNewRoman"/>
+        <w:ind w:left="284"/>
+        <w:rPr>
+          <w:rFonts w:asciiTheme="minorHAnsi" w:hAnsiTheme="minorHAnsi"/>
+          <w:b w:val="0"/>
+          <w:bCs w:val="0"/>
+          <w:sz w:val="22"/>
+          <w:szCs w:val="22"/>
+        </w:rPr>
+      </w:pPr>
+      <w:r>
+        <w:rPr>
+          <w:b w:val="0"/>
+          <w:bCs w:val="0"/>
+          <w:sz w:val="22"/>
+          <w:szCs w:val="22"/>
+        </w:rPr>
+        <w:t xml:space="preserve">O projeto propõe um sistema IoT inteligente que alia tecnologia e segurança para aprimorar o descarte de </w:t>
+      </w:r>
+      <w:proofErr w:type="spellStart"/>
+      <w:r>
+        <w:rPr>
+          <w:b w:val="0"/>
+          <w:bCs w:val="0"/>
+          <w:sz w:val="22"/>
+          <w:szCs w:val="22"/>
+        </w:rPr>
+        <w:t>perfuro-cortantes</w:t>
+      </w:r>
+      <w:proofErr w:type="spellEnd"/>
+      <w:r>
+        <w:rPr>
+          <w:b w:val="0"/>
+          <w:bCs w:val="0"/>
+          <w:sz w:val="22"/>
+          <w:szCs w:val="22"/>
+        </w:rPr>
+        <w:t xml:space="preserve"> em hospitais. Com sensores de peso e nível integrados a uma plataforma de monitoramento em tempo real, ele permite detectar quando os recipientes estão próximos da capacidade máxima, prevenindo acidentes e otimizando a coleta. Além disso, a geração de alertas automáticos e o histórico de dados contribuem para uma gestão mais eficiente e alinhada às normas sanitárias, garantindo maior segurança aos profissionais de saúde e melhor uso dos recursos hospitalares.</w:t>
+      </w:r>
+    </w:p>
+    <w:p>
+      <w:pPr>
         <w:ind w:firstLine="284"/>
         <w:jc w:val="both"/>
       </w:pPr>
@@ -1840,6 +1966,106 @@
         <w:ind w:firstLine="284"/>
         <w:jc w:val="both"/>
       </w:pPr>
+    </w:p>
+    <w:p>
+      <w:pPr>
+        <w:pStyle w:val="PargrafodaLista"/>
+        <w:numPr>
+          <w:ilvl w:val="0"/>
+          <w:numId w:val="27"/>
+        </w:numPr>
+        <w:jc w:val="both"/>
+      </w:pPr>
+      <w:r>
+        <w:rPr>
+          <w:b/>
+          <w:bCs/>
+        </w:rPr>
+        <w:t>Redução de acidentes</w:t>
+      </w:r>
+      <w:r>
+        <w:t>: Monitoramento em tempo real evita o manuseio de recipientes cheios, diminuindo riscos de perfurações e contaminações.</w:t>
+      </w:r>
+    </w:p>
+    <w:p>
+      <w:pPr>
+        <w:pStyle w:val="PargrafodaLista"/>
+        <w:numPr>
+          <w:ilvl w:val="0"/>
+          <w:numId w:val="27"/>
+        </w:numPr>
+        <w:jc w:val="both"/>
+      </w:pPr>
+      <w:r>
+        <w:rPr>
+          <w:b/>
+          <w:bCs/>
+        </w:rPr>
+        <w:t>Otimização da coleta</w:t>
+      </w:r>
+      <w:r>
+        <w:t>: Alertas automáticos e dados históricos permitem planejar rotas mais eficientes, reduzindo custos e tempo.</w:t>
+      </w:r>
+    </w:p>
+    <w:p>
+      <w:pPr>
+        <w:pStyle w:val="PargrafodaLista"/>
+        <w:numPr>
+          <w:ilvl w:val="0"/>
+          <w:numId w:val="27"/>
+        </w:numPr>
+        <w:jc w:val="both"/>
+      </w:pPr>
+      <w:r>
+        <w:rPr>
+          <w:b/>
+          <w:bCs/>
+        </w:rPr>
+        <w:t>Conformidade regulatória</w:t>
+      </w:r>
+      <w:r>
+        <w:t>: Facilita a auditoria e o controle do descarte, garantindo que as normas hospitalares sejam cumpridas.</w:t>
+      </w:r>
+    </w:p>
+    <w:p>
+      <w:pPr>
+        <w:pStyle w:val="PargrafodaLista"/>
+        <w:numPr>
+          <w:ilvl w:val="0"/>
+          <w:numId w:val="27"/>
+        </w:numPr>
+        <w:jc w:val="both"/>
+      </w:pPr>
+      <w:r>
+        <w:rPr>
+          <w:b/>
+          <w:bCs/>
+        </w:rPr>
+        <w:t>Melhoria na segurança</w:t>
+      </w:r>
+      <w:r>
+        <w:t>: Protege profissionais da saúde e promove um ambiente de trabalho mais seguro.</w:t>
+      </w:r>
+    </w:p>
+    <w:p>
+      <w:pPr>
+        <w:pStyle w:val="PargrafodaLista"/>
+        <w:numPr>
+          <w:ilvl w:val="0"/>
+          <w:numId w:val="27"/>
+        </w:numPr>
+        <w:jc w:val="both"/>
+      </w:pPr>
+      <w:r>
+        <w:rPr>
+          <w:b/>
+          <w:bCs/>
+        </w:rPr>
+        <w:t>Eficiência operacional</w:t>
+      </w:r>
+      <w:r>
+        <w:t>: Monitoramento remoto e dashboard acessível simplificam a gestão dos resíduos.</w:t>
+      </w:r>
     </w:p>
     <w:p>
       <w:pPr>
@@ -1992,7 +2218,6 @@
           <w:color w:val="2B579A"/>
           <w:shd w:val="clear" w:color="auto" w:fill="E6E6E6"/>
         </w:rPr>
-        <w:lastRenderedPageBreak/>
         <w:drawing>
           <wp:anchor distT="0" distB="0" distL="114300" distR="114300" simplePos="0" relativeHeight="251659264" behindDoc="1" locked="0" layoutInCell="1" allowOverlap="1" wp14:anchorId="06C5BEBC" wp14:editId="66D91E31">
             <wp:simplePos x="0" y="0"/>
@@ -2057,6 +2282,12 @@
     </w:p>
     <w:p>
       <w:pPr>
+        <w:ind w:firstLine="284"/>
+        <w:jc w:val="both"/>
+      </w:pPr>
+    </w:p>
+    <w:p>
+      <w:pPr>
         <w:pStyle w:val="EstiloTtulo1TimesNewRoman"/>
         <w:numPr>
           <w:ilvl w:val="0"/>
@@ -2071,6 +2302,7 @@
         <w:rPr>
           <w:rFonts w:asciiTheme="minorHAnsi" w:hAnsiTheme="minorHAnsi"/>
         </w:rPr>
+        <w:lastRenderedPageBreak/>
         <w:t>Tecnologias e equipamentos</w:t>
       </w:r>
     </w:p>
@@ -2082,6 +2314,194 @@
           <w:rFonts w:asciiTheme="minorHAnsi" w:hAnsiTheme="minorHAnsi"/>
         </w:rPr>
       </w:pPr>
+    </w:p>
+    <w:p>
+      <w:pPr>
+        <w:pStyle w:val="PargrafodaLista"/>
+        <w:numPr>
+          <w:ilvl w:val="0"/>
+          <w:numId w:val="27"/>
+        </w:numPr>
+        <w:jc w:val="both"/>
+      </w:pPr>
+      <w:r>
+        <w:rPr>
+          <w:b/>
+          <w:bCs/>
+        </w:rPr>
+        <w:t>Sensores de nível:</w:t>
+      </w:r>
+      <w:r>
+        <w:t xml:space="preserve"> Ultrassônico ou infravermelho, para medir altura do conteúdo.</w:t>
+      </w:r>
+    </w:p>
+    <w:p>
+      <w:pPr>
+        <w:pStyle w:val="PargrafodaLista"/>
+        <w:numPr>
+          <w:ilvl w:val="0"/>
+          <w:numId w:val="27"/>
+        </w:numPr>
+        <w:jc w:val="both"/>
+      </w:pPr>
+      <w:r>
+        <w:rPr>
+          <w:b/>
+          <w:bCs/>
+        </w:rPr>
+        <w:t>Microcontrolador:</w:t>
+      </w:r>
+      <w:r>
+        <w:t xml:space="preserve"> ESP32 (Wi-Fi e Bluetooth integrados) ou módulo </w:t>
+      </w:r>
+      <w:proofErr w:type="spellStart"/>
+      <w:r>
+        <w:t>LoRa</w:t>
+      </w:r>
+      <w:proofErr w:type="spellEnd"/>
+      <w:r>
+        <w:t xml:space="preserve"> para comunicação de longa distância.</w:t>
+      </w:r>
+    </w:p>
+    <w:p>
+      <w:pPr>
+        <w:pStyle w:val="PargrafodaLista"/>
+        <w:numPr>
+          <w:ilvl w:val="0"/>
+          <w:numId w:val="27"/>
+        </w:numPr>
+        <w:jc w:val="both"/>
+      </w:pPr>
+      <w:r>
+        <w:rPr>
+          <w:b/>
+          <w:bCs/>
+        </w:rPr>
+        <w:t>Módulo de comunicação:</w:t>
+      </w:r>
+      <w:r>
+        <w:t xml:space="preserve"> Wi-Fi (hospital já possui infraestrutura), ou </w:t>
+      </w:r>
+      <w:proofErr w:type="spellStart"/>
+      <w:r>
+        <w:t>LoRaWAN</w:t>
+      </w:r>
+      <w:proofErr w:type="spellEnd"/>
+      <w:r>
+        <w:t>/NB-IoT para maior cobertura e menor consumo.</w:t>
+      </w:r>
+    </w:p>
+    <w:p>
+      <w:pPr>
+        <w:pStyle w:val="PargrafodaLista"/>
+        <w:numPr>
+          <w:ilvl w:val="0"/>
+          <w:numId w:val="27"/>
+        </w:numPr>
+        <w:jc w:val="both"/>
+      </w:pPr>
+      <w:r>
+        <w:rPr>
+          <w:b/>
+          <w:bCs/>
+        </w:rPr>
+        <w:t>Fonte de energia:</w:t>
+      </w:r>
+      <w:r>
+        <w:t xml:space="preserve"> Bateria recarregável ou alimentação via rede elétrica hospitalar.</w:t>
+      </w:r>
+    </w:p>
+    <w:p>
+      <w:pPr>
+        <w:pStyle w:val="PargrafodaLista"/>
+        <w:numPr>
+          <w:ilvl w:val="0"/>
+          <w:numId w:val="27"/>
+        </w:numPr>
+        <w:jc w:val="both"/>
+      </w:pPr>
+      <w:r>
+        <w:rPr>
+          <w:b/>
+          <w:bCs/>
+        </w:rPr>
+        <w:t>Servidor / Plataforma IoT:</w:t>
+      </w:r>
+      <w:r>
+        <w:t xml:space="preserve"> AWS IoT, Azure IoT, Google Cloud IoT, ou solução local.</w:t>
+      </w:r>
+    </w:p>
+    <w:p>
+      <w:pPr>
+        <w:pStyle w:val="PargrafodaLista"/>
+        <w:numPr>
+          <w:ilvl w:val="0"/>
+          <w:numId w:val="27"/>
+        </w:numPr>
+        <w:jc w:val="both"/>
+      </w:pPr>
+      <w:r>
+        <w:rPr>
+          <w:b/>
+          <w:bCs/>
+        </w:rPr>
+        <w:t>Dashboard:</w:t>
+      </w:r>
+      <w:r>
+        <w:t xml:space="preserve"> Aplicação web responsiva para monitoramento.</w:t>
+      </w:r>
+    </w:p>
+    <w:p>
+      <w:pPr>
+        <w:pStyle w:val="PargrafodaLista"/>
+        <w:numPr>
+          <w:ilvl w:val="0"/>
+          <w:numId w:val="27"/>
+        </w:numPr>
+        <w:jc w:val="both"/>
+      </w:pPr>
+      <w:r>
+        <w:rPr>
+          <w:b/>
+          <w:bCs/>
+        </w:rPr>
+        <w:t>Sistema de alertas:</w:t>
+      </w:r>
+      <w:r>
+        <w:t xml:space="preserve"> Integração via </w:t>
+      </w:r>
+      <w:proofErr w:type="spellStart"/>
+      <w:r>
+        <w:t>Twilio</w:t>
+      </w:r>
+      <w:proofErr w:type="spellEnd"/>
+      <w:r>
+        <w:t xml:space="preserve">, </w:t>
+      </w:r>
+      <w:proofErr w:type="spellStart"/>
+      <w:r>
+        <w:t>email</w:t>
+      </w:r>
+      <w:proofErr w:type="spellEnd"/>
+      <w:r>
+        <w:t xml:space="preserve"> SMTP, ou </w:t>
+      </w:r>
+      <w:proofErr w:type="spellStart"/>
+      <w:r>
+        <w:t>push</w:t>
+      </w:r>
+      <w:proofErr w:type="spellEnd"/>
+      <w:r>
+        <w:t xml:space="preserve"> </w:t>
+      </w:r>
+      <w:proofErr w:type="spellStart"/>
+      <w:r>
+        <w:t>notifications</w:t>
+      </w:r>
+      <w:proofErr w:type="spellEnd"/>
+      <w:r>
+        <w:t>.</w:t>
+      </w:r>
     </w:p>
     <w:p>
       <w:pPr>
@@ -2697,7 +3117,23 @@
               <w:b/>
               <w:sz w:val="24"/>
             </w:rPr>
-            <w:t>de Caixas de Perfuro-Cortantes Hospitalares</w:t>
+            <w:t xml:space="preserve">de Caixas de </w:t>
+          </w:r>
+          <w:proofErr w:type="spellStart"/>
+          <w:r>
+            <w:rPr>
+              <w:b/>
+              <w:sz w:val="24"/>
+            </w:rPr>
+            <w:t>Perfuro-Cortantes</w:t>
+          </w:r>
+          <w:proofErr w:type="spellEnd"/>
+          <w:r>
+            <w:rPr>
+              <w:b/>
+              <w:sz w:val="24"/>
+            </w:rPr>
+            <w:t xml:space="preserve"> Hospitalares</w:t>
           </w:r>
           <w:r>
             <w:rPr>
@@ -3021,6 +3457,119 @@
     </w:lvl>
   </w:abstractNum>
   <w:abstractNum w:abstractNumId="2" w15:restartNumberingAfterBreak="0">
+    <w:nsid w:val="0E5034FB"/>
+    <w:multiLevelType w:val="hybridMultilevel"/>
+    <w:tmpl w:val="9D183B82"/>
+    <w:lvl w:ilvl="0" w:tplc="04160001">
+      <w:start w:val="1"/>
+      <w:numFmt w:val="bullet"/>
+      <w:lvlText w:val=""/>
+      <w:lvlJc w:val="left"/>
+      <w:pPr>
+        <w:ind w:left="1004" w:hanging="360"/>
+      </w:pPr>
+      <w:rPr>
+        <w:rFonts w:ascii="Symbol" w:hAnsi="Symbol" w:hint="default"/>
+      </w:rPr>
+    </w:lvl>
+    <w:lvl w:ilvl="1" w:tplc="04160003" w:tentative="1">
+      <w:start w:val="1"/>
+      <w:numFmt w:val="bullet"/>
+      <w:lvlText w:val="o"/>
+      <w:lvlJc w:val="left"/>
+      <w:pPr>
+        <w:ind w:left="1724" w:hanging="360"/>
+      </w:pPr>
+      <w:rPr>
+        <w:rFonts w:ascii="Courier New" w:hAnsi="Courier New" w:cs="Courier New" w:hint="default"/>
+      </w:rPr>
+    </w:lvl>
+    <w:lvl w:ilvl="2" w:tplc="04160005" w:tentative="1">
+      <w:start w:val="1"/>
+      <w:numFmt w:val="bullet"/>
+      <w:lvlText w:val=""/>
+      <w:lvlJc w:val="left"/>
+      <w:pPr>
+        <w:ind w:left="2444" w:hanging="360"/>
+      </w:pPr>
+      <w:rPr>
+        <w:rFonts w:ascii="Wingdings" w:hAnsi="Wingdings" w:hint="default"/>
+      </w:rPr>
+    </w:lvl>
+    <w:lvl w:ilvl="3" w:tplc="04160001" w:tentative="1">
+      <w:start w:val="1"/>
+      <w:numFmt w:val="bullet"/>
+      <w:lvlText w:val=""/>
+      <w:lvlJc w:val="left"/>
+      <w:pPr>
+        <w:ind w:left="3164" w:hanging="360"/>
+      </w:pPr>
+      <w:rPr>
+        <w:rFonts w:ascii="Symbol" w:hAnsi="Symbol" w:hint="default"/>
+      </w:rPr>
+    </w:lvl>
+    <w:lvl w:ilvl="4" w:tplc="04160003" w:tentative="1">
+      <w:start w:val="1"/>
+      <w:numFmt w:val="bullet"/>
+      <w:lvlText w:val="o"/>
+      <w:lvlJc w:val="left"/>
+      <w:pPr>
+        <w:ind w:left="3884" w:hanging="360"/>
+      </w:pPr>
+      <w:rPr>
+        <w:rFonts w:ascii="Courier New" w:hAnsi="Courier New" w:cs="Courier New" w:hint="default"/>
+      </w:rPr>
+    </w:lvl>
+    <w:lvl w:ilvl="5" w:tplc="04160005" w:tentative="1">
+      <w:start w:val="1"/>
+      <w:numFmt w:val="bullet"/>
+      <w:lvlText w:val=""/>
+      <w:lvlJc w:val="left"/>
+      <w:pPr>
+        <w:ind w:left="4604" w:hanging="360"/>
+      </w:pPr>
+      <w:rPr>
+        <w:rFonts w:ascii="Wingdings" w:hAnsi="Wingdings" w:hint="default"/>
+      </w:rPr>
+    </w:lvl>
+    <w:lvl w:ilvl="6" w:tplc="04160001" w:tentative="1">
+      <w:start w:val="1"/>
+      <w:numFmt w:val="bullet"/>
+      <w:lvlText w:val=""/>
+      <w:lvlJc w:val="left"/>
+      <w:pPr>
+        <w:ind w:left="5324" w:hanging="360"/>
+      </w:pPr>
+      <w:rPr>
+        <w:rFonts w:ascii="Symbol" w:hAnsi="Symbol" w:hint="default"/>
+      </w:rPr>
+    </w:lvl>
+    <w:lvl w:ilvl="7" w:tplc="04160003" w:tentative="1">
+      <w:start w:val="1"/>
+      <w:numFmt w:val="bullet"/>
+      <w:lvlText w:val="o"/>
+      <w:lvlJc w:val="left"/>
+      <w:pPr>
+        <w:ind w:left="6044" w:hanging="360"/>
+      </w:pPr>
+      <w:rPr>
+        <w:rFonts w:ascii="Courier New" w:hAnsi="Courier New" w:cs="Courier New" w:hint="default"/>
+      </w:rPr>
+    </w:lvl>
+    <w:lvl w:ilvl="8" w:tplc="04160005" w:tentative="1">
+      <w:start w:val="1"/>
+      <w:numFmt w:val="bullet"/>
+      <w:lvlText w:val=""/>
+      <w:lvlJc w:val="left"/>
+      <w:pPr>
+        <w:ind w:left="6764" w:hanging="360"/>
+      </w:pPr>
+      <w:rPr>
+        <w:rFonts w:ascii="Wingdings" w:hAnsi="Wingdings" w:hint="default"/>
+      </w:rPr>
+    </w:lvl>
+  </w:abstractNum>
+  <w:abstractNum w:abstractNumId="3" w15:restartNumberingAfterBreak="0">
     <w:nsid w:val="104F6430"/>
     <w:multiLevelType w:val="hybridMultilevel"/>
     <w:tmpl w:val="AE5A6794"/>
@@ -3133,7 +3682,7 @@
       </w:rPr>
     </w:lvl>
   </w:abstractNum>
-  <w:abstractNum w:abstractNumId="3" w15:restartNumberingAfterBreak="0">
+  <w:abstractNum w:abstractNumId="4" w15:restartNumberingAfterBreak="0">
     <w:nsid w:val="12561552"/>
     <w:multiLevelType w:val="multilevel"/>
     <w:tmpl w:val="51D270CA"/>
@@ -3273,7 +3822,7 @@
       </w:rPr>
     </w:lvl>
   </w:abstractNum>
-  <w:abstractNum w:abstractNumId="4" w15:restartNumberingAfterBreak="0">
+  <w:abstractNum w:abstractNumId="5" w15:restartNumberingAfterBreak="0">
     <w:nsid w:val="13C34127"/>
     <w:multiLevelType w:val="hybridMultilevel"/>
     <w:tmpl w:val="79F4E820"/>
@@ -3386,7 +3935,7 @@
       </w:rPr>
     </w:lvl>
   </w:abstractNum>
-  <w:abstractNum w:abstractNumId="5" w15:restartNumberingAfterBreak="0">
+  <w:abstractNum w:abstractNumId="6" w15:restartNumberingAfterBreak="0">
     <w:nsid w:val="16D806FE"/>
     <w:multiLevelType w:val="hybridMultilevel"/>
     <w:tmpl w:val="01FA3C9E"/>
@@ -3499,7 +4048,120 @@
       </w:pPr>
     </w:lvl>
   </w:abstractNum>
-  <w:abstractNum w:abstractNumId="6" w15:restartNumberingAfterBreak="0">
+  <w:abstractNum w:abstractNumId="7" w15:restartNumberingAfterBreak="0">
+    <w:nsid w:val="181C0F57"/>
+    <w:multiLevelType w:val="hybridMultilevel"/>
+    <w:tmpl w:val="56D45780"/>
+    <w:lvl w:ilvl="0" w:tplc="04160001">
+      <w:start w:val="1"/>
+      <w:numFmt w:val="bullet"/>
+      <w:lvlText w:val=""/>
+      <w:lvlJc w:val="left"/>
+      <w:pPr>
+        <w:ind w:left="1004" w:hanging="360"/>
+      </w:pPr>
+      <w:rPr>
+        <w:rFonts w:ascii="Symbol" w:hAnsi="Symbol" w:hint="default"/>
+      </w:rPr>
+    </w:lvl>
+    <w:lvl w:ilvl="1" w:tplc="04160003" w:tentative="1">
+      <w:start w:val="1"/>
+      <w:numFmt w:val="bullet"/>
+      <w:lvlText w:val="o"/>
+      <w:lvlJc w:val="left"/>
+      <w:pPr>
+        <w:ind w:left="1724" w:hanging="360"/>
+      </w:pPr>
+      <w:rPr>
+        <w:rFonts w:ascii="Courier New" w:hAnsi="Courier New" w:cs="Courier New" w:hint="default"/>
+      </w:rPr>
+    </w:lvl>
+    <w:lvl w:ilvl="2" w:tplc="04160005" w:tentative="1">
+      <w:start w:val="1"/>
+      <w:numFmt w:val="bullet"/>
+      <w:lvlText w:val=""/>
+      <w:lvlJc w:val="left"/>
+      <w:pPr>
+        <w:ind w:left="2444" w:hanging="360"/>
+      </w:pPr>
+      <w:rPr>
+        <w:rFonts w:ascii="Wingdings" w:hAnsi="Wingdings" w:hint="default"/>
+      </w:rPr>
+    </w:lvl>
+    <w:lvl w:ilvl="3" w:tplc="04160001" w:tentative="1">
+      <w:start w:val="1"/>
+      <w:numFmt w:val="bullet"/>
+      <w:lvlText w:val=""/>
+      <w:lvlJc w:val="left"/>
+      <w:pPr>
+        <w:ind w:left="3164" w:hanging="360"/>
+      </w:pPr>
+      <w:rPr>
+        <w:rFonts w:ascii="Symbol" w:hAnsi="Symbol" w:hint="default"/>
+      </w:rPr>
+    </w:lvl>
+    <w:lvl w:ilvl="4" w:tplc="04160003" w:tentative="1">
+      <w:start w:val="1"/>
+      <w:numFmt w:val="bullet"/>
+      <w:lvlText w:val="o"/>
+      <w:lvlJc w:val="left"/>
+      <w:pPr>
+        <w:ind w:left="3884" w:hanging="360"/>
+      </w:pPr>
+      <w:rPr>
+        <w:rFonts w:ascii="Courier New" w:hAnsi="Courier New" w:cs="Courier New" w:hint="default"/>
+      </w:rPr>
+    </w:lvl>
+    <w:lvl w:ilvl="5" w:tplc="04160005" w:tentative="1">
+      <w:start w:val="1"/>
+      <w:numFmt w:val="bullet"/>
+      <w:lvlText w:val=""/>
+      <w:lvlJc w:val="left"/>
+      <w:pPr>
+        <w:ind w:left="4604" w:hanging="360"/>
+      </w:pPr>
+      <w:rPr>
+        <w:rFonts w:ascii="Wingdings" w:hAnsi="Wingdings" w:hint="default"/>
+      </w:rPr>
+    </w:lvl>
+    <w:lvl w:ilvl="6" w:tplc="04160001" w:tentative="1">
+      <w:start w:val="1"/>
+      <w:numFmt w:val="bullet"/>
+      <w:lvlText w:val=""/>
+      <w:lvlJc w:val="left"/>
+      <w:pPr>
+        <w:ind w:left="5324" w:hanging="360"/>
+      </w:pPr>
+      <w:rPr>
+        <w:rFonts w:ascii="Symbol" w:hAnsi="Symbol" w:hint="default"/>
+      </w:rPr>
+    </w:lvl>
+    <w:lvl w:ilvl="7" w:tplc="04160003" w:tentative="1">
+      <w:start w:val="1"/>
+      <w:numFmt w:val="bullet"/>
+      <w:lvlText w:val="o"/>
+      <w:lvlJc w:val="left"/>
+      <w:pPr>
+        <w:ind w:left="6044" w:hanging="360"/>
+      </w:pPr>
+      <w:rPr>
+        <w:rFonts w:ascii="Courier New" w:hAnsi="Courier New" w:cs="Courier New" w:hint="default"/>
+      </w:rPr>
+    </w:lvl>
+    <w:lvl w:ilvl="8" w:tplc="04160005" w:tentative="1">
+      <w:start w:val="1"/>
+      <w:numFmt w:val="bullet"/>
+      <w:lvlText w:val=""/>
+      <w:lvlJc w:val="left"/>
+      <w:pPr>
+        <w:ind w:left="6764" w:hanging="360"/>
+      </w:pPr>
+      <w:rPr>
+        <w:rFonts w:ascii="Wingdings" w:hAnsi="Wingdings" w:hint="default"/>
+      </w:rPr>
+    </w:lvl>
+  </w:abstractNum>
+  <w:abstractNum w:abstractNumId="8" w15:restartNumberingAfterBreak="0">
     <w:nsid w:val="18AA69EC"/>
     <w:multiLevelType w:val="hybridMultilevel"/>
     <w:tmpl w:val="9FFE7D44"/>
@@ -3612,7 +4274,7 @@
       </w:rPr>
     </w:lvl>
   </w:abstractNum>
-  <w:abstractNum w:abstractNumId="7" w15:restartNumberingAfterBreak="0">
+  <w:abstractNum w:abstractNumId="9" w15:restartNumberingAfterBreak="0">
     <w:nsid w:val="273A1D4E"/>
     <w:multiLevelType w:val="hybridMultilevel"/>
     <w:tmpl w:val="DD165672"/>
@@ -3703,7 +4365,7 @@
       </w:pPr>
     </w:lvl>
   </w:abstractNum>
-  <w:abstractNum w:abstractNumId="8" w15:restartNumberingAfterBreak="0">
+  <w:abstractNum w:abstractNumId="10" w15:restartNumberingAfterBreak="0">
     <w:nsid w:val="347D5909"/>
     <w:multiLevelType w:val="hybridMultilevel"/>
     <w:tmpl w:val="E476FE88"/>
@@ -3816,7 +4478,7 @@
       </w:rPr>
     </w:lvl>
   </w:abstractNum>
-  <w:abstractNum w:abstractNumId="9" w15:restartNumberingAfterBreak="0">
+  <w:abstractNum w:abstractNumId="11" w15:restartNumberingAfterBreak="0">
     <w:nsid w:val="378360A8"/>
     <w:multiLevelType w:val="multilevel"/>
     <w:tmpl w:val="01FA3C9E"/>
@@ -3929,7 +4591,7 @@
       </w:pPr>
     </w:lvl>
   </w:abstractNum>
-  <w:abstractNum w:abstractNumId="10" w15:restartNumberingAfterBreak="0">
+  <w:abstractNum w:abstractNumId="12" w15:restartNumberingAfterBreak="0">
     <w:nsid w:val="39216E85"/>
     <w:multiLevelType w:val="hybridMultilevel"/>
     <w:tmpl w:val="424A8EAC"/>
@@ -4042,7 +4704,7 @@
       </w:rPr>
     </w:lvl>
   </w:abstractNum>
-  <w:abstractNum w:abstractNumId="11" w15:restartNumberingAfterBreak="0">
+  <w:abstractNum w:abstractNumId="13" w15:restartNumberingAfterBreak="0">
     <w:nsid w:val="392C025E"/>
     <w:multiLevelType w:val="hybridMultilevel"/>
     <w:tmpl w:val="F5D22048"/>
@@ -4155,7 +4817,7 @@
       </w:rPr>
     </w:lvl>
   </w:abstractNum>
-  <w:abstractNum w:abstractNumId="12" w15:restartNumberingAfterBreak="0">
+  <w:abstractNum w:abstractNumId="14" w15:restartNumberingAfterBreak="0">
     <w:nsid w:val="3A0B71E2"/>
     <w:multiLevelType w:val="hybridMultilevel"/>
     <w:tmpl w:val="9BA0F2CE"/>
@@ -4268,7 +4930,7 @@
       </w:rPr>
     </w:lvl>
   </w:abstractNum>
-  <w:abstractNum w:abstractNumId="13" w15:restartNumberingAfterBreak="0">
+  <w:abstractNum w:abstractNumId="15" w15:restartNumberingAfterBreak="0">
     <w:nsid w:val="3AF04CB5"/>
     <w:multiLevelType w:val="hybridMultilevel"/>
     <w:tmpl w:val="0ED20B06"/>
@@ -4381,7 +5043,7 @@
       </w:rPr>
     </w:lvl>
   </w:abstractNum>
-  <w:abstractNum w:abstractNumId="14" w15:restartNumberingAfterBreak="0">
+  <w:abstractNum w:abstractNumId="16" w15:restartNumberingAfterBreak="0">
     <w:nsid w:val="3DC610E8"/>
     <w:multiLevelType w:val="hybridMultilevel"/>
     <w:tmpl w:val="B1083066"/>
@@ -4494,7 +5156,7 @@
       </w:rPr>
     </w:lvl>
   </w:abstractNum>
-  <w:abstractNum w:abstractNumId="15" w15:restartNumberingAfterBreak="0">
+  <w:abstractNum w:abstractNumId="17" w15:restartNumberingAfterBreak="0">
     <w:nsid w:val="42A85E5C"/>
     <w:multiLevelType w:val="hybridMultilevel"/>
     <w:tmpl w:val="AC5CCB08"/>
@@ -4634,7 +5296,7 @@
       </w:rPr>
     </w:lvl>
   </w:abstractNum>
-  <w:abstractNum w:abstractNumId="16" w15:restartNumberingAfterBreak="0">
+  <w:abstractNum w:abstractNumId="18" w15:restartNumberingAfterBreak="0">
     <w:nsid w:val="451C74ED"/>
     <w:multiLevelType w:val="hybridMultilevel"/>
     <w:tmpl w:val="95FC905E"/>
@@ -4747,7 +5409,7 @@
       </w:rPr>
     </w:lvl>
   </w:abstractNum>
-  <w:abstractNum w:abstractNumId="17" w15:restartNumberingAfterBreak="0">
+  <w:abstractNum w:abstractNumId="19" w15:restartNumberingAfterBreak="0">
     <w:nsid w:val="4B9D0BFA"/>
     <w:multiLevelType w:val="hybridMultilevel"/>
     <w:tmpl w:val="4C56D9DC"/>
@@ -4860,7 +5522,7 @@
       </w:pPr>
     </w:lvl>
   </w:abstractNum>
-  <w:abstractNum w:abstractNumId="18" w15:restartNumberingAfterBreak="0">
+  <w:abstractNum w:abstractNumId="20" w15:restartNumberingAfterBreak="0">
     <w:nsid w:val="4CB44E48"/>
     <w:multiLevelType w:val="hybridMultilevel"/>
     <w:tmpl w:val="B796A014"/>
@@ -4949,7 +5611,7 @@
       </w:pPr>
     </w:lvl>
   </w:abstractNum>
-  <w:abstractNum w:abstractNumId="19" w15:restartNumberingAfterBreak="0">
+  <w:abstractNum w:abstractNumId="21" w15:restartNumberingAfterBreak="0">
     <w:nsid w:val="52182F04"/>
     <w:multiLevelType w:val="hybridMultilevel"/>
     <w:tmpl w:val="F1226432"/>
@@ -5062,7 +5724,7 @@
       </w:rPr>
     </w:lvl>
   </w:abstractNum>
-  <w:abstractNum w:abstractNumId="20" w15:restartNumberingAfterBreak="0">
+  <w:abstractNum w:abstractNumId="22" w15:restartNumberingAfterBreak="0">
     <w:nsid w:val="5EF64264"/>
     <w:multiLevelType w:val="hybridMultilevel"/>
     <w:tmpl w:val="51D270CA"/>
@@ -5202,7 +5864,7 @@
       </w:rPr>
     </w:lvl>
   </w:abstractNum>
-  <w:abstractNum w:abstractNumId="21" w15:restartNumberingAfterBreak="0">
+  <w:abstractNum w:abstractNumId="23" w15:restartNumberingAfterBreak="0">
     <w:nsid w:val="63E76395"/>
     <w:multiLevelType w:val="hybridMultilevel"/>
     <w:tmpl w:val="11485C26"/>
@@ -5315,7 +5977,7 @@
       </w:pPr>
     </w:lvl>
   </w:abstractNum>
-  <w:abstractNum w:abstractNumId="22" w15:restartNumberingAfterBreak="0">
+  <w:abstractNum w:abstractNumId="24" w15:restartNumberingAfterBreak="0">
     <w:nsid w:val="65C207B9"/>
     <w:multiLevelType w:val="hybridMultilevel"/>
     <w:tmpl w:val="ECB8D116"/>
@@ -5401,7 +6063,7 @@
       </w:pPr>
     </w:lvl>
   </w:abstractNum>
-  <w:abstractNum w:abstractNumId="23" w15:restartNumberingAfterBreak="0">
+  <w:abstractNum w:abstractNumId="25" w15:restartNumberingAfterBreak="0">
     <w:nsid w:val="67090870"/>
     <w:multiLevelType w:val="hybridMultilevel"/>
     <w:tmpl w:val="B1DCFCDE"/>
@@ -5514,7 +6176,7 @@
       </w:rPr>
     </w:lvl>
   </w:abstractNum>
-  <w:abstractNum w:abstractNumId="24" w15:restartNumberingAfterBreak="0">
+  <w:abstractNum w:abstractNumId="26" w15:restartNumberingAfterBreak="0">
     <w:nsid w:val="6DFA542E"/>
     <w:multiLevelType w:val="hybridMultilevel"/>
     <w:tmpl w:val="E3FCC25A"/>
@@ -5600,7 +6262,7 @@
       </w:pPr>
     </w:lvl>
   </w:abstractNum>
-  <w:abstractNum w:abstractNumId="25" w15:restartNumberingAfterBreak="0">
+  <w:abstractNum w:abstractNumId="27" w15:restartNumberingAfterBreak="0">
     <w:nsid w:val="6F33404A"/>
     <w:multiLevelType w:val="hybridMultilevel"/>
     <w:tmpl w:val="1F5699FA"/>
@@ -5713,7 +6375,7 @@
       </w:rPr>
     </w:lvl>
   </w:abstractNum>
-  <w:abstractNum w:abstractNumId="26" w15:restartNumberingAfterBreak="0">
+  <w:abstractNum w:abstractNumId="28" w15:restartNumberingAfterBreak="0">
     <w:nsid w:val="7B7F03C4"/>
     <w:multiLevelType w:val="hybridMultilevel"/>
     <w:tmpl w:val="DE24A59A"/>
@@ -5800,85 +6462,91 @@
     </w:lvl>
   </w:abstractNum>
   <w:num w:numId="1" w16cid:durableId="135953083">
-    <w:abstractNumId w:val="17"/>
+    <w:abstractNumId w:val="19"/>
   </w:num>
   <w:num w:numId="2" w16cid:durableId="1269653680">
-    <w:abstractNumId w:val="20"/>
+    <w:abstractNumId w:val="22"/>
   </w:num>
   <w:num w:numId="3" w16cid:durableId="1080979534">
-    <w:abstractNumId w:val="15"/>
+    <w:abstractNumId w:val="17"/>
   </w:num>
   <w:num w:numId="4" w16cid:durableId="662393274">
     <w:abstractNumId w:val="1"/>
   </w:num>
   <w:num w:numId="5" w16cid:durableId="1481649090">
-    <w:abstractNumId w:val="3"/>
+    <w:abstractNumId w:val="4"/>
   </w:num>
   <w:num w:numId="6" w16cid:durableId="929849178">
-    <w:abstractNumId w:val="5"/>
+    <w:abstractNumId w:val="6"/>
   </w:num>
   <w:num w:numId="7" w16cid:durableId="777674092">
-    <w:abstractNumId w:val="9"/>
+    <w:abstractNumId w:val="11"/>
   </w:num>
   <w:num w:numId="8" w16cid:durableId="389697876">
-    <w:abstractNumId w:val="21"/>
+    <w:abstractNumId w:val="23"/>
   </w:num>
   <w:num w:numId="9" w16cid:durableId="1636594331">
+    <w:abstractNumId w:val="26"/>
+  </w:num>
+  <w:num w:numId="10" w16cid:durableId="1055353553">
+    <w:abstractNumId w:val="28"/>
+  </w:num>
+  <w:num w:numId="11" w16cid:durableId="599916902">
     <w:abstractNumId w:val="24"/>
   </w:num>
-  <w:num w:numId="10" w16cid:durableId="1055353553">
-    <w:abstractNumId w:val="26"/>
-  </w:num>
-  <w:num w:numId="11" w16cid:durableId="599916902">
-    <w:abstractNumId w:val="22"/>
-  </w:num>
   <w:num w:numId="12" w16cid:durableId="1965695097">
-    <w:abstractNumId w:val="18"/>
+    <w:abstractNumId w:val="20"/>
   </w:num>
   <w:num w:numId="13" w16cid:durableId="2028866002">
-    <w:abstractNumId w:val="12"/>
+    <w:abstractNumId w:val="14"/>
   </w:num>
   <w:num w:numId="14" w16cid:durableId="1686134241">
-    <w:abstractNumId w:val="6"/>
+    <w:abstractNumId w:val="8"/>
   </w:num>
   <w:num w:numId="15" w16cid:durableId="1538545686">
     <w:abstractNumId w:val="0"/>
   </w:num>
   <w:num w:numId="16" w16cid:durableId="101536041">
+    <w:abstractNumId w:val="18"/>
+  </w:num>
+  <w:num w:numId="17" w16cid:durableId="825701704">
+    <w:abstractNumId w:val="12"/>
+  </w:num>
+  <w:num w:numId="18" w16cid:durableId="1204749873">
+    <w:abstractNumId w:val="13"/>
+  </w:num>
+  <w:num w:numId="19" w16cid:durableId="1938319490">
+    <w:abstractNumId w:val="27"/>
+  </w:num>
+  <w:num w:numId="20" w16cid:durableId="1611817721">
+    <w:abstractNumId w:val="10"/>
+  </w:num>
+  <w:num w:numId="21" w16cid:durableId="666638809">
+    <w:abstractNumId w:val="21"/>
+  </w:num>
+  <w:num w:numId="22" w16cid:durableId="694234799">
     <w:abstractNumId w:val="16"/>
   </w:num>
-  <w:num w:numId="17" w16cid:durableId="825701704">
-    <w:abstractNumId w:val="10"/>
+  <w:num w:numId="23" w16cid:durableId="1086538186">
+    <w:abstractNumId w:val="5"/>
   </w:num>
-  <w:num w:numId="18" w16cid:durableId="1204749873">
-    <w:abstractNumId w:val="11"/>
+  <w:num w:numId="24" w16cid:durableId="2007707210">
+    <w:abstractNumId w:val="3"/>
   </w:num>
-  <w:num w:numId="19" w16cid:durableId="1938319490">
+  <w:num w:numId="25" w16cid:durableId="1269629032">
+    <w:abstractNumId w:val="15"/>
+  </w:num>
+  <w:num w:numId="26" w16cid:durableId="306127869">
+    <w:abstractNumId w:val="9"/>
+  </w:num>
+  <w:num w:numId="27" w16cid:durableId="521167167">
     <w:abstractNumId w:val="25"/>
   </w:num>
-  <w:num w:numId="20" w16cid:durableId="1611817721">
-    <w:abstractNumId w:val="8"/>
-  </w:num>
-  <w:num w:numId="21" w16cid:durableId="666638809">
-    <w:abstractNumId w:val="19"/>
-  </w:num>
-  <w:num w:numId="22" w16cid:durableId="694234799">
-    <w:abstractNumId w:val="14"/>
-  </w:num>
-  <w:num w:numId="23" w16cid:durableId="1086538186">
-    <w:abstractNumId w:val="4"/>
-  </w:num>
-  <w:num w:numId="24" w16cid:durableId="2007707210">
+  <w:num w:numId="28" w16cid:durableId="1020279334">
     <w:abstractNumId w:val="2"/>
   </w:num>
-  <w:num w:numId="25" w16cid:durableId="1269629032">
-    <w:abstractNumId w:val="13"/>
-  </w:num>
-  <w:num w:numId="26" w16cid:durableId="306127869">
+  <w:num w:numId="29" w16cid:durableId="250896117">
     <w:abstractNumId w:val="7"/>
-  </w:num>
-  <w:num w:numId="27" w16cid:durableId="521167167">
-    <w:abstractNumId w:val="23"/>
   </w:num>
 </w:numbering>
 </file>
@@ -5983,7 +6651,7 @@
     <w:lsdException w:name="E-mail Signature" w:semiHidden="1" w:unhideWhenUsed="1"/>
     <w:lsdException w:name="HTML Top of Form" w:semiHidden="1" w:unhideWhenUsed="1"/>
     <w:lsdException w:name="HTML Bottom of Form" w:semiHidden="1" w:unhideWhenUsed="1"/>
-    <w:lsdException w:name="Normal (Web)" w:semiHidden="1" w:unhideWhenUsed="1"/>
+    <w:lsdException w:name="Normal (Web)" w:semiHidden="1" w:uiPriority="99" w:unhideWhenUsed="1"/>
     <w:lsdException w:name="HTML Acronym" w:semiHidden="1" w:unhideWhenUsed="1"/>
     <w:lsdException w:name="HTML Address" w:semiHidden="1" w:unhideWhenUsed="1"/>
     <w:lsdException w:name="HTML Cite" w:semiHidden="1" w:unhideWhenUsed="1"/>
@@ -6473,7 +7141,6 @@
   <w:style w:type="character" w:default="1" w:styleId="Fontepargpadro">
     <w:name w:val="Default Paragraph Font"/>
     <w:uiPriority w:val="1"/>
-    <w:semiHidden/>
     <w:unhideWhenUsed/>
   </w:style>
   <w:style w:type="table" w:default="1" w:styleId="Tabelanormal">
@@ -6777,6 +7444,21 @@
       <w:iCs/>
       <w:sz w:val="24"/>
       <w:szCs w:val="28"/>
+    </w:rPr>
+  </w:style>
+  <w:style w:type="paragraph" w:styleId="NormalWeb">
+    <w:name w:val="Normal (Web)"/>
+    <w:basedOn w:val="Normal"/>
+    <w:uiPriority w:val="99"/>
+    <w:semiHidden/>
+    <w:unhideWhenUsed/>
+    <w:rsid w:val="0058026D"/>
+    <w:pPr>
+      <w:spacing w:before="100" w:beforeAutospacing="1" w:after="100" w:afterAutospacing="1"/>
+    </w:pPr>
+    <w:rPr>
+      <w:rFonts w:ascii="Times New Roman" w:hAnsi="Times New Roman"/>
+      <w:sz w:val="24"/>
     </w:rPr>
   </w:style>
 </w:styles>
@@ -13447,10 +14129,27 @@
 </file>
 
 <file path=customXml/item1.xml><?xml version="1.0" encoding="utf-8"?>
-<b:Sources xmlns:b="http://schemas.openxmlformats.org/officeDocument/2006/bibliography" xmlns="http://schemas.openxmlformats.org/officeDocument/2006/bibliography" SelectedStyle="\APA.XSL" StyleName="APA"/>
+<p:properties xmlns:p="http://schemas.microsoft.com/office/2006/metadata/properties" xmlns:xsi="http://www.w3.org/2001/XMLSchema-instance" xmlns:pc="http://schemas.microsoft.com/office/infopath/2007/PartnerControls">
+  <documentManagement>
+    <lcf76f155ced4ddcb4097134ff3c332f xmlns="b2f5c9b4-2508-453c-8c44-018dc2727fc2">
+      <Terms xmlns="http://schemas.microsoft.com/office/infopath/2007/PartnerControls"/>
+    </lcf76f155ced4ddcb4097134ff3c332f>
+    <TaxCatchAll xmlns="0e125737-1ef4-4504-bab2-3066e0e96b1d" xsi:nil="true"/>
+    <Observa_x00e7__x00e3_o xmlns="b2f5c9b4-2508-453c-8c44-018dc2727fc2">StandBy</Observa_x00e7__x00e3_o>
+  </documentManagement>
+</p:properties>
 </file>
 
 <file path=customXml/item2.xml><?xml version="1.0" encoding="utf-8"?>
+<?mso-contentType ?>
+<FormTemplates xmlns="http://schemas.microsoft.com/sharepoint/v3/contenttype/forms">
+  <Display>DocumentLibraryForm</Display>
+  <Edit>DocumentLibraryForm</Edit>
+  <New>DocumentLibraryForm</New>
+</FormTemplates>
+</file>
+
+<file path=customXml/item3.xml><?xml version="1.0" encoding="utf-8"?>
 <ct:contentTypeSchema xmlns:ct="http://schemas.microsoft.com/office/2006/metadata/contentType" xmlns:ma="http://schemas.microsoft.com/office/2006/metadata/properties/metaAttributes" ct:_="" ma:_="" ma:contentTypeName="Documento" ma:contentTypeID="0x01010056D95D821A644A4C88A73E6EA7BB3E2C" ma:contentTypeVersion="16" ma:contentTypeDescription="Crie um novo documento." ma:contentTypeScope="" ma:versionID="91874f54eeec5731ed0cd0cbb403ca09">
   <xsd:schema xmlns:xsd="http://www.w3.org/2001/XMLSchema" xmlns:xs="http://www.w3.org/2001/XMLSchema" xmlns:p="http://schemas.microsoft.com/office/2006/metadata/properties" xmlns:ns2="b2f5c9b4-2508-453c-8c44-018dc2727fc2" xmlns:ns3="0e125737-1ef4-4504-bab2-3066e0e96b1d" targetNamespace="http://schemas.microsoft.com/office/2006/metadata/properties" ma:root="true" ma:fieldsID="eff2c31f842d7fc80d09c1f14932e1c5" ns2:_="" ns3:_="">
     <xsd:import namespace="b2f5c9b4-2508-453c-8c44-018dc2727fc2"/>
@@ -13693,36 +14392,30 @@
 </ct:contentTypeSchema>
 </file>
 
-<file path=customXml/item3.xml><?xml version="1.0" encoding="utf-8"?>
-<?mso-contentType ?>
-<FormTemplates xmlns="http://schemas.microsoft.com/sharepoint/v3/contenttype/forms">
-  <Display>DocumentLibraryForm</Display>
-  <Edit>DocumentLibraryForm</Edit>
-  <New>DocumentLibraryForm</New>
-</FormTemplates>
-</file>
-
 <file path=customXml/item4.xml><?xml version="1.0" encoding="utf-8"?>
-<p:properties xmlns:p="http://schemas.microsoft.com/office/2006/metadata/properties" xmlns:xsi="http://www.w3.org/2001/XMLSchema-instance" xmlns:pc="http://schemas.microsoft.com/office/infopath/2007/PartnerControls">
-  <documentManagement>
-    <lcf76f155ced4ddcb4097134ff3c332f xmlns="b2f5c9b4-2508-453c-8c44-018dc2727fc2">
-      <Terms xmlns="http://schemas.microsoft.com/office/infopath/2007/PartnerControls"/>
-    </lcf76f155ced4ddcb4097134ff3c332f>
-    <TaxCatchAll xmlns="0e125737-1ef4-4504-bab2-3066e0e96b1d" xsi:nil="true"/>
-    <Observa_x00e7__x00e3_o xmlns="b2f5c9b4-2508-453c-8c44-018dc2727fc2">StandBy</Observa_x00e7__x00e3_o>
-  </documentManagement>
-</p:properties>
+<b:Sources xmlns:b="http://schemas.openxmlformats.org/officeDocument/2006/bibliography" xmlns="http://schemas.openxmlformats.org/officeDocument/2006/bibliography" SelectedStyle="\APA.XSL" StyleName="APA"/>
 </file>
 
 <file path=customXml/itemProps1.xml><?xml version="1.0" encoding="utf-8"?>
-<ds:datastoreItem xmlns:ds="http://schemas.openxmlformats.org/officeDocument/2006/customXml" ds:itemID="{75616260-6476-4EA7-94B9-D83E28B8DA83}">
+<ds:datastoreItem xmlns:ds="http://schemas.openxmlformats.org/officeDocument/2006/customXml" ds:itemID="{F6FD1497-328C-4479-AA5D-42889C0669CD}">
   <ds:schemaRefs>
-    <ds:schemaRef ds:uri="http://schemas.openxmlformats.org/officeDocument/2006/bibliography"/>
+    <ds:schemaRef ds:uri="http://schemas.microsoft.com/office/2006/metadata/properties"/>
+    <ds:schemaRef ds:uri="http://schemas.microsoft.com/office/infopath/2007/PartnerControls"/>
+    <ds:schemaRef ds:uri="b2f5c9b4-2508-453c-8c44-018dc2727fc2"/>
+    <ds:schemaRef ds:uri="0e125737-1ef4-4504-bab2-3066e0e96b1d"/>
   </ds:schemaRefs>
 </ds:datastoreItem>
 </file>
 
 <file path=customXml/itemProps2.xml><?xml version="1.0" encoding="utf-8"?>
+<ds:datastoreItem xmlns:ds="http://schemas.openxmlformats.org/officeDocument/2006/customXml" ds:itemID="{E4BEC699-BDA4-4F30-AC6C-9B73EF753CFD}">
+  <ds:schemaRefs>
+    <ds:schemaRef ds:uri="http://schemas.microsoft.com/sharepoint/v3/contenttype/forms"/>
+  </ds:schemaRefs>
+</ds:datastoreItem>
+</file>
+
+<file path=customXml/itemProps3.xml><?xml version="1.0" encoding="utf-8"?>
 <ds:datastoreItem xmlns:ds="http://schemas.openxmlformats.org/officeDocument/2006/customXml" ds:itemID="{96EA3724-5B5A-4C59-AAC7-BD00EC27E17E}">
   <ds:schemaRefs>
     <ds:schemaRef ds:uri="http://schemas.microsoft.com/office/2006/metadata/contentType"/>
@@ -13741,21 +14434,10 @@
 </ds:datastoreItem>
 </file>
 
-<file path=customXml/itemProps3.xml><?xml version="1.0" encoding="utf-8"?>
-<ds:datastoreItem xmlns:ds="http://schemas.openxmlformats.org/officeDocument/2006/customXml" ds:itemID="{E4BEC699-BDA4-4F30-AC6C-9B73EF753CFD}">
+<file path=customXml/itemProps4.xml><?xml version="1.0" encoding="utf-8"?>
+<ds:datastoreItem xmlns:ds="http://schemas.openxmlformats.org/officeDocument/2006/customXml" ds:itemID="{75616260-6476-4EA7-94B9-D83E28B8DA83}">
   <ds:schemaRefs>
-    <ds:schemaRef ds:uri="http://schemas.microsoft.com/sharepoint/v3/contenttype/forms"/>
-  </ds:schemaRefs>
-</ds:datastoreItem>
-</file>
-
-<file path=customXml/itemProps4.xml><?xml version="1.0" encoding="utf-8"?>
-<ds:datastoreItem xmlns:ds="http://schemas.openxmlformats.org/officeDocument/2006/customXml" ds:itemID="{F6FD1497-328C-4479-AA5D-42889C0669CD}">
-  <ds:schemaRefs>
-    <ds:schemaRef ds:uri="http://schemas.microsoft.com/office/2006/metadata/properties"/>
-    <ds:schemaRef ds:uri="http://schemas.microsoft.com/office/infopath/2007/PartnerControls"/>
-    <ds:schemaRef ds:uri="b2f5c9b4-2508-453c-8c44-018dc2727fc2"/>
-    <ds:schemaRef ds:uri="0e125737-1ef4-4504-bab2-3066e0e96b1d"/>
+    <ds:schemaRef ds:uri="http://schemas.openxmlformats.org/officeDocument/2006/bibliography"/>
   </ds:schemaRefs>
 </ds:datastoreItem>
 </file>
--- a/Atv 26 -08-25 Escopo de projeto - Luiz Gustavo e Claudyson.docx
+++ b/Atv 26 -08-25 Escopo de projeto - Luiz Gustavo e Claudyson.docx
@@ -316,16 +316,8 @@
               <w:rPr>
                 <w:rFonts w:asciiTheme="minorHAnsi" w:hAnsiTheme="minorHAnsi"/>
               </w:rPr>
-              <w:t xml:space="preserve"> </w:t>
+              <w:t xml:space="preserve"> Clairmeus</w:t>
             </w:r>
-            <w:proofErr w:type="spellStart"/>
-            <w:r>
-              <w:rPr>
-                <w:rFonts w:asciiTheme="minorHAnsi" w:hAnsiTheme="minorHAnsi"/>
-              </w:rPr>
-              <w:t>Clairmeus</w:t>
-            </w:r>
-            <w:proofErr w:type="spellEnd"/>
           </w:p>
         </w:tc>
       </w:tr>
@@ -2219,7 +2211,7 @@
           <w:shd w:val="clear" w:color="auto" w:fill="E6E6E6"/>
         </w:rPr>
         <w:drawing>
-          <wp:anchor distT="0" distB="0" distL="114300" distR="114300" simplePos="0" relativeHeight="251659264" behindDoc="1" locked="0" layoutInCell="1" allowOverlap="1" wp14:anchorId="06C5BEBC" wp14:editId="66D91E31">
+          <wp:anchor distT="0" distB="0" distL="114300" distR="114300" simplePos="0" relativeHeight="251659264" behindDoc="1" locked="0" layoutInCell="1" allowOverlap="1" wp14:anchorId="06C5BEBC" wp14:editId="5C50FE76">
             <wp:simplePos x="0" y="0"/>
             <wp:positionH relativeFrom="margin">
               <wp:posOffset>-782955</wp:posOffset>
@@ -7141,6 +7133,7 @@
   <w:style w:type="character" w:default="1" w:styleId="Fontepargpadro">
     <w:name w:val="Default Paragraph Font"/>
     <w:uiPriority w:val="1"/>
+    <w:semiHidden/>
     <w:unhideWhenUsed/>
   </w:style>
   <w:style w:type="table" w:default="1" w:styleId="Tabelanormal">
@@ -8363,7 +8356,10 @@
         <a:lstStyle/>
         <a:p>
           <a:pPr algn="ctr"/>
-          <a:endParaRPr lang="pt-BR" sz="900"/>
+          <a:r>
+            <a:rPr lang="pt-BR" sz="900"/>
+            <a:t>Necessidade de segurança no descarte de perfuro-cortantes. Evitar acidentes e contaminações.</a:t>
+          </a:r>
         </a:p>
       </dgm:t>
     </dgm:pt>
@@ -8471,7 +8467,10 @@
         <a:lstStyle/>
         <a:p>
           <a:pPr algn="ctr"/>
-          <a:endParaRPr lang="pt-BR" sz="900"/>
+          <a:r>
+            <a:rPr lang="pt-BR" sz="900"/>
+            <a:t>Medir capacidade das caixas. Integrar dados ao sistema hospitalar.</a:t>
+          </a:r>
         </a:p>
       </dgm:t>
     </dgm:pt>
@@ -8507,7 +8506,10 @@
         <a:lstStyle/>
         <a:p>
           <a:pPr algn="ctr"/>
-          <a:endParaRPr lang="pt-BR" sz="900"/>
+          <a:r>
+            <a:rPr lang="pt-BR" sz="900"/>
+            <a:t>Utilização de sensores de peso e nível. Integração com BI para dashboards.</a:t>
+          </a:r>
         </a:p>
       </dgm:t>
     </dgm:pt>
@@ -10695,7 +10697,10 @@
             </a:spcAft>
             <a:buNone/>
           </a:pPr>
-          <a:endParaRPr lang="pt-BR" sz="900" kern="1200"/>
+          <a:r>
+            <a:rPr lang="pt-BR" sz="900" kern="1200"/>
+            <a:t>Necessidade de segurança no descarte de perfuro-cortantes. Evitar acidentes e contaminações.</a:t>
+          </a:r>
         </a:p>
       </dsp:txBody>
       <dsp:txXfrm>
@@ -10769,7 +10774,10 @@
             </a:spcAft>
             <a:buNone/>
           </a:pPr>
-          <a:endParaRPr lang="pt-BR" sz="900" kern="1200"/>
+          <a:r>
+            <a:rPr lang="pt-BR" sz="900" kern="1200"/>
+            <a:t>Medir capacidade das caixas. Integrar dados ao sistema hospitalar.</a:t>
+          </a:r>
         </a:p>
       </dsp:txBody>
       <dsp:txXfrm>
@@ -10843,7 +10851,10 @@
             </a:spcAft>
             <a:buNone/>
           </a:pPr>
-          <a:endParaRPr lang="pt-BR" sz="900" kern="1200"/>
+          <a:r>
+            <a:rPr lang="pt-BR" sz="900" kern="1200"/>
+            <a:t>Utilização de sensores de peso e nível. Integração com BI para dashboards.</a:t>
+          </a:r>
         </a:p>
       </dsp:txBody>
       <dsp:txXfrm>
@@ -14129,27 +14140,6 @@
 </file>
 
 <file path=customXml/item1.xml><?xml version="1.0" encoding="utf-8"?>
-<p:properties xmlns:p="http://schemas.microsoft.com/office/2006/metadata/properties" xmlns:xsi="http://www.w3.org/2001/XMLSchema-instance" xmlns:pc="http://schemas.microsoft.com/office/infopath/2007/PartnerControls">
-  <documentManagement>
-    <lcf76f155ced4ddcb4097134ff3c332f xmlns="b2f5c9b4-2508-453c-8c44-018dc2727fc2">
-      <Terms xmlns="http://schemas.microsoft.com/office/infopath/2007/PartnerControls"/>
-    </lcf76f155ced4ddcb4097134ff3c332f>
-    <TaxCatchAll xmlns="0e125737-1ef4-4504-bab2-3066e0e96b1d" xsi:nil="true"/>
-    <Observa_x00e7__x00e3_o xmlns="b2f5c9b4-2508-453c-8c44-018dc2727fc2">StandBy</Observa_x00e7__x00e3_o>
-  </documentManagement>
-</p:properties>
-</file>
-
-<file path=customXml/item2.xml><?xml version="1.0" encoding="utf-8"?>
-<?mso-contentType ?>
-<FormTemplates xmlns="http://schemas.microsoft.com/sharepoint/v3/contenttype/forms">
-  <Display>DocumentLibraryForm</Display>
-  <Edit>DocumentLibraryForm</Edit>
-  <New>DocumentLibraryForm</New>
-</FormTemplates>
-</file>
-
-<file path=customXml/item3.xml><?xml version="1.0" encoding="utf-8"?>
 <ct:contentTypeSchema xmlns:ct="http://schemas.microsoft.com/office/2006/metadata/contentType" xmlns:ma="http://schemas.microsoft.com/office/2006/metadata/properties/metaAttributes" ct:_="" ma:_="" ma:contentTypeName="Documento" ma:contentTypeID="0x01010056D95D821A644A4C88A73E6EA7BB3E2C" ma:contentTypeVersion="16" ma:contentTypeDescription="Crie um novo documento." ma:contentTypeScope="" ma:versionID="91874f54eeec5731ed0cd0cbb403ca09">
   <xsd:schema xmlns:xsd="http://www.w3.org/2001/XMLSchema" xmlns:xs="http://www.w3.org/2001/XMLSchema" xmlns:p="http://schemas.microsoft.com/office/2006/metadata/properties" xmlns:ns2="b2f5c9b4-2508-453c-8c44-018dc2727fc2" xmlns:ns3="0e125737-1ef4-4504-bab2-3066e0e96b1d" targetNamespace="http://schemas.microsoft.com/office/2006/metadata/properties" ma:root="true" ma:fieldsID="eff2c31f842d7fc80d09c1f14932e1c5" ns2:_="" ns3:_="">
     <xsd:import namespace="b2f5c9b4-2508-453c-8c44-018dc2727fc2"/>
@@ -14392,30 +14382,32 @@
 </ct:contentTypeSchema>
 </file>
 
+<file path=customXml/item2.xml><?xml version="1.0" encoding="utf-8"?>
+<?mso-contentType ?>
+<FormTemplates xmlns="http://schemas.microsoft.com/sharepoint/v3/contenttype/forms">
+  <Display>DocumentLibraryForm</Display>
+  <Edit>DocumentLibraryForm</Edit>
+  <New>DocumentLibraryForm</New>
+</FormTemplates>
+</file>
+
+<file path=customXml/item3.xml><?xml version="1.0" encoding="utf-8"?>
+<p:properties xmlns:p="http://schemas.microsoft.com/office/2006/metadata/properties" xmlns:xsi="http://www.w3.org/2001/XMLSchema-instance" xmlns:pc="http://schemas.microsoft.com/office/infopath/2007/PartnerControls">
+  <documentManagement>
+    <lcf76f155ced4ddcb4097134ff3c332f xmlns="b2f5c9b4-2508-453c-8c44-018dc2727fc2">
+      <Terms xmlns="http://schemas.microsoft.com/office/infopath/2007/PartnerControls"/>
+    </lcf76f155ced4ddcb4097134ff3c332f>
+    <TaxCatchAll xmlns="0e125737-1ef4-4504-bab2-3066e0e96b1d" xsi:nil="true"/>
+    <Observa_x00e7__x00e3_o xmlns="b2f5c9b4-2508-453c-8c44-018dc2727fc2">StandBy</Observa_x00e7__x00e3_o>
+  </documentManagement>
+</p:properties>
+</file>
+
 <file path=customXml/item4.xml><?xml version="1.0" encoding="utf-8"?>
 <b:Sources xmlns:b="http://schemas.openxmlformats.org/officeDocument/2006/bibliography" xmlns="http://schemas.openxmlformats.org/officeDocument/2006/bibliography" SelectedStyle="\APA.XSL" StyleName="APA"/>
 </file>
 
 <file path=customXml/itemProps1.xml><?xml version="1.0" encoding="utf-8"?>
-<ds:datastoreItem xmlns:ds="http://schemas.openxmlformats.org/officeDocument/2006/customXml" ds:itemID="{F6FD1497-328C-4479-AA5D-42889C0669CD}">
-  <ds:schemaRefs>
-    <ds:schemaRef ds:uri="http://schemas.microsoft.com/office/2006/metadata/properties"/>
-    <ds:schemaRef ds:uri="http://schemas.microsoft.com/office/infopath/2007/PartnerControls"/>
-    <ds:schemaRef ds:uri="b2f5c9b4-2508-453c-8c44-018dc2727fc2"/>
-    <ds:schemaRef ds:uri="0e125737-1ef4-4504-bab2-3066e0e96b1d"/>
-  </ds:schemaRefs>
-</ds:datastoreItem>
-</file>
-
-<file path=customXml/itemProps2.xml><?xml version="1.0" encoding="utf-8"?>
-<ds:datastoreItem xmlns:ds="http://schemas.openxmlformats.org/officeDocument/2006/customXml" ds:itemID="{E4BEC699-BDA4-4F30-AC6C-9B73EF753CFD}">
-  <ds:schemaRefs>
-    <ds:schemaRef ds:uri="http://schemas.microsoft.com/sharepoint/v3/contenttype/forms"/>
-  </ds:schemaRefs>
-</ds:datastoreItem>
-</file>
-
-<file path=customXml/itemProps3.xml><?xml version="1.0" encoding="utf-8"?>
 <ds:datastoreItem xmlns:ds="http://schemas.openxmlformats.org/officeDocument/2006/customXml" ds:itemID="{96EA3724-5B5A-4C59-AAC7-BD00EC27E17E}">
   <ds:schemaRefs>
     <ds:schemaRef ds:uri="http://schemas.microsoft.com/office/2006/metadata/contentType"/>
@@ -14434,6 +14426,25 @@
 </ds:datastoreItem>
 </file>
 
+<file path=customXml/itemProps2.xml><?xml version="1.0" encoding="utf-8"?>
+<ds:datastoreItem xmlns:ds="http://schemas.openxmlformats.org/officeDocument/2006/customXml" ds:itemID="{E4BEC699-BDA4-4F30-AC6C-9B73EF753CFD}">
+  <ds:schemaRefs>
+    <ds:schemaRef ds:uri="http://schemas.microsoft.com/sharepoint/v3/contenttype/forms"/>
+  </ds:schemaRefs>
+</ds:datastoreItem>
+</file>
+
+<file path=customXml/itemProps3.xml><?xml version="1.0" encoding="utf-8"?>
+<ds:datastoreItem xmlns:ds="http://schemas.openxmlformats.org/officeDocument/2006/customXml" ds:itemID="{F6FD1497-328C-4479-AA5D-42889C0669CD}">
+  <ds:schemaRefs>
+    <ds:schemaRef ds:uri="http://schemas.microsoft.com/office/2006/metadata/properties"/>
+    <ds:schemaRef ds:uri="http://schemas.microsoft.com/office/infopath/2007/PartnerControls"/>
+    <ds:schemaRef ds:uri="b2f5c9b4-2508-453c-8c44-018dc2727fc2"/>
+    <ds:schemaRef ds:uri="0e125737-1ef4-4504-bab2-3066e0e96b1d"/>
+  </ds:schemaRefs>
+</ds:datastoreItem>
+</file>
+
 <file path=customXml/itemProps4.xml><?xml version="1.0" encoding="utf-8"?>
 <ds:datastoreItem xmlns:ds="http://schemas.openxmlformats.org/officeDocument/2006/customXml" ds:itemID="{75616260-6476-4EA7-94B9-D83E28B8DA83}">
   <ds:schemaRefs>

--- a/Atv 26 -08-25 Escopo de projeto - Luiz Gustavo e Claudyson.docx
+++ b/Atv 26 -08-25 Escopo de projeto - Luiz Gustavo e Claudyson.docx
@@ -302,30 +302,8 @@
               <w:rPr>
                 <w:rFonts w:asciiTheme="minorHAnsi" w:hAnsiTheme="minorHAnsi"/>
               </w:rPr>
-              <w:t xml:space="preserve">   </w:t>
+              <w:t xml:space="preserve">   Claudyson Clairmeus</w:t>
             </w:r>
-            <w:proofErr w:type="spellStart"/>
-            <w:r>
-              <w:rPr>
-                <w:rFonts w:asciiTheme="minorHAnsi" w:hAnsiTheme="minorHAnsi"/>
-              </w:rPr>
-              <w:t>Claudyson</w:t>
-            </w:r>
-            <w:proofErr w:type="spellEnd"/>
-            <w:r>
-              <w:rPr>
-                <w:rFonts w:asciiTheme="minorHAnsi" w:hAnsiTheme="minorHAnsi"/>
-              </w:rPr>
-              <w:t xml:space="preserve"> </w:t>
-            </w:r>
-            <w:proofErr w:type="spellStart"/>
-            <w:r>
-              <w:rPr>
-                <w:rFonts w:asciiTheme="minorHAnsi" w:hAnsiTheme="minorHAnsi"/>
-              </w:rPr>
-              <w:t>Clairmeus</w:t>
-            </w:r>
-            <w:proofErr w:type="spellEnd"/>
           </w:p>
         </w:tc>
       </w:tr>
@@ -476,39 +454,7 @@
           <w:b/>
           <w:sz w:val="24"/>
         </w:rPr>
-        <w:t xml:space="preserve">Sistema </w:t>
-      </w:r>
-      <w:proofErr w:type="spellStart"/>
-      <w:r>
-        <w:rPr>
-          <w:b/>
-          <w:sz w:val="24"/>
-        </w:rPr>
-        <w:t>Iot</w:t>
-      </w:r>
-      <w:proofErr w:type="spellEnd"/>
-      <w:r>
-        <w:rPr>
-          <w:b/>
-          <w:sz w:val="24"/>
-        </w:rPr>
-        <w:t xml:space="preserve"> para Monitoramento de Caixas de </w:t>
-      </w:r>
-      <w:proofErr w:type="spellStart"/>
-      <w:r>
-        <w:rPr>
-          <w:b/>
-          <w:sz w:val="24"/>
-        </w:rPr>
-        <w:t>Perfuro-Cortantes</w:t>
-      </w:r>
-      <w:proofErr w:type="spellEnd"/>
-      <w:r>
-        <w:rPr>
-          <w:b/>
-          <w:sz w:val="24"/>
-        </w:rPr>
-        <w:t xml:space="preserve"> Hospitalares</w:t>
+        <w:t>Sistema Iot para Monitoramento de Caixas de Perfuro-Cortantes Hospitalares</w:t>
       </w:r>
     </w:p>
     <w:p>
@@ -834,23 +780,7 @@
           <w:bCs/>
           <w:sz w:val="24"/>
         </w:rPr>
-        <w:t xml:space="preserve"> peso e nível de resíduos </w:t>
-      </w:r>
-      <w:proofErr w:type="spellStart"/>
-      <w:r>
-        <w:rPr>
-          <w:bCs/>
-          <w:sz w:val="24"/>
-        </w:rPr>
-        <w:t>perfuro-cortantes</w:t>
-      </w:r>
-      <w:proofErr w:type="spellEnd"/>
-      <w:r>
-        <w:rPr>
-          <w:bCs/>
-          <w:sz w:val="24"/>
-        </w:rPr>
-        <w:t xml:space="preserve"> em hospitais, com sensores inteligentes e alertas automáticos, visando segurança, eficiência na coleta e conformidade com normas sanitárias.</w:t>
+        <w:t xml:space="preserve"> peso e nível de resíduos perfuro-cortantes em hospitais, com sensores inteligentes e alertas automáticos, visando segurança, eficiência na coleta e conformidade com normas sanitárias.</w:t>
       </w:r>
     </w:p>
     <w:p>
@@ -1766,15 +1696,7 @@
         <w:t xml:space="preserve">Desenvolver e implementar um sistema de monitoramento em tempo real para </w:t>
       </w:r>
       <w:r>
-        <w:t xml:space="preserve">medir a capacidade, registrar e analisar o armazenamento de caixas de </w:t>
-      </w:r>
-      <w:proofErr w:type="spellStart"/>
-      <w:r>
-        <w:t>perfuro-cortantes</w:t>
-      </w:r>
-      <w:proofErr w:type="spellEnd"/>
-      <w:r>
-        <w:t xml:space="preserve"> hospitalares, garantindo a preservação da saúde de quem o manuseia e realiza coleta, trazer informes de gastos e controle do </w:t>
+        <w:t xml:space="preserve">medir a capacidade, registrar e analisar o armazenamento de caixas de perfuro-cortantes hospitalares, garantindo a preservação da saúde de quem o manuseia e realiza coleta, trazer informes de gastos e controle do </w:t>
       </w:r>
       <w:r>
         <w:t>material descartado</w:t>
@@ -1907,27 +1829,7 @@
           <w:sz w:val="22"/>
           <w:szCs w:val="22"/>
         </w:rPr>
-        <w:t xml:space="preserve">O projeto propõe um sistema IoT inteligente que alia tecnologia e segurança para aprimorar o descarte de </w:t>
-      </w:r>
-      <w:proofErr w:type="spellStart"/>
-      <w:r>
-        <w:rPr>
-          <w:b w:val="0"/>
-          <w:bCs w:val="0"/>
-          <w:sz w:val="22"/>
-          <w:szCs w:val="22"/>
-        </w:rPr>
-        <w:t>perfuro-cortantes</w:t>
-      </w:r>
-      <w:proofErr w:type="spellEnd"/>
-      <w:r>
-        <w:rPr>
-          <w:b w:val="0"/>
-          <w:bCs w:val="0"/>
-          <w:sz w:val="22"/>
-          <w:szCs w:val="22"/>
-        </w:rPr>
-        <w:t xml:space="preserve"> em hospitais. Com sensores de peso e nível integrados a uma plataforma de monitoramento em tempo real, ele permite detectar quando os recipientes estão próximos da capacidade máxima, prevenindo acidentes e otimizando a coleta. Além disso, a geração de alertas automáticos e o histórico de dados contribuem para uma gestão mais eficiente e alinhada às normas sanitárias, garantindo maior segurança aos profissionais de saúde e melhor uso dos recursos hospitalares.</w:t>
+        <w:t>O projeto propõe um sistema IoT inteligente que alia tecnologia e segurança para aprimorar o descarte de perfuro-cortantes em hospitais. Com sensores de peso e nível integrados a uma plataforma de monitoramento em tempo real, ele permite detectar quando os recipientes estão próximos da capacidade máxima, prevenindo acidentes e otimizando a coleta. Além disso, a geração de alertas automáticos e o histórico de dados contribuem para uma gestão mais eficiente e alinhada às normas sanitárias, garantindo maior segurança aos profissionais de saúde e melhor uso dos recursos hospitalares.</w:t>
       </w:r>
     </w:p>
     <w:p>
@@ -2219,7 +2121,7 @@
           <w:shd w:val="clear" w:color="auto" w:fill="E6E6E6"/>
         </w:rPr>
         <w:drawing>
-          <wp:anchor distT="0" distB="0" distL="114300" distR="114300" simplePos="0" relativeHeight="251659264" behindDoc="1" locked="0" layoutInCell="1" allowOverlap="1" wp14:anchorId="06C5BEBC" wp14:editId="66D91E31">
+          <wp:anchor distT="0" distB="0" distL="114300" distR="114300" simplePos="0" relativeHeight="251659264" behindDoc="1" locked="0" layoutInCell="1" allowOverlap="1" wp14:anchorId="06C5BEBC" wp14:editId="263430F8">
             <wp:simplePos x="0" y="0"/>
             <wp:positionH relativeFrom="margin">
               <wp:posOffset>-782955</wp:posOffset>
@@ -2352,15 +2254,7 @@
         <w:t>Microcontrolador:</w:t>
       </w:r>
       <w:r>
-        <w:t xml:space="preserve"> ESP32 (Wi-Fi e Bluetooth integrados) ou módulo </w:t>
-      </w:r>
-      <w:proofErr w:type="spellStart"/>
-      <w:r>
-        <w:t>LoRa</w:t>
-      </w:r>
-      <w:proofErr w:type="spellEnd"/>
-      <w:r>
-        <w:t xml:space="preserve"> para comunicação de longa distância.</w:t>
+        <w:t xml:space="preserve"> ESP32 (Wi-Fi e Bluetooth integrados) ou módulo LoRa para comunicação de longa distância.</w:t>
       </w:r>
     </w:p>
     <w:p>
@@ -2380,15 +2274,7 @@
         <w:t>Módulo de comunicação:</w:t>
       </w:r>
       <w:r>
-        <w:t xml:space="preserve"> Wi-Fi (hospital já possui infraestrutura), ou </w:t>
-      </w:r>
-      <w:proofErr w:type="spellStart"/>
-      <w:r>
-        <w:t>LoRaWAN</w:t>
-      </w:r>
-      <w:proofErr w:type="spellEnd"/>
-      <w:r>
-        <w:t>/NB-IoT para maior cobertura e menor consumo.</w:t>
+        <w:t xml:space="preserve"> Wi-Fi (hospital já possui infraestrutura), ou LoRaWAN/NB-IoT para maior cobertura e menor consumo.</w:t>
       </w:r>
     </w:p>
     <w:p>
@@ -2468,39 +2354,7 @@
         <w:t>Sistema de alertas:</w:t>
       </w:r>
       <w:r>
-        <w:t xml:space="preserve"> Integração via </w:t>
-      </w:r>
-      <w:proofErr w:type="spellStart"/>
-      <w:r>
-        <w:t>Twilio</w:t>
-      </w:r>
-      <w:proofErr w:type="spellEnd"/>
-      <w:r>
-        <w:t xml:space="preserve">, </w:t>
-      </w:r>
-      <w:proofErr w:type="spellStart"/>
-      <w:r>
-        <w:t>email</w:t>
-      </w:r>
-      <w:proofErr w:type="spellEnd"/>
-      <w:r>
-        <w:t xml:space="preserve"> SMTP, ou </w:t>
-      </w:r>
-      <w:proofErr w:type="spellStart"/>
-      <w:r>
-        <w:t>push</w:t>
-      </w:r>
-      <w:proofErr w:type="spellEnd"/>
-      <w:r>
-        <w:t xml:space="preserve"> </w:t>
-      </w:r>
-      <w:proofErr w:type="spellStart"/>
-      <w:r>
-        <w:t>notifications</w:t>
-      </w:r>
-      <w:proofErr w:type="spellEnd"/>
-      <w:r>
-        <w:t>.</w:t>
+        <w:t xml:space="preserve"> Integração via Twilio, email SMTP, ou push notifications.</w:t>
       </w:r>
     </w:p>
     <w:p>
@@ -3117,23 +2971,7 @@
               <w:b/>
               <w:sz w:val="24"/>
             </w:rPr>
-            <w:t xml:space="preserve">de Caixas de </w:t>
-          </w:r>
-          <w:proofErr w:type="spellStart"/>
-          <w:r>
-            <w:rPr>
-              <w:b/>
-              <w:sz w:val="24"/>
-            </w:rPr>
-            <w:t>Perfuro-Cortantes</w:t>
-          </w:r>
-          <w:proofErr w:type="spellEnd"/>
-          <w:r>
-            <w:rPr>
-              <w:b/>
-              <w:sz w:val="24"/>
-            </w:rPr>
-            <w:t xml:space="preserve"> Hospitalares</w:t>
+            <w:t>de Caixas de Perfuro-Cortantes Hospitalares</w:t>
           </w:r>
           <w:r>
             <w:rPr>
@@ -7141,6 +6979,7 @@
   <w:style w:type="character" w:default="1" w:styleId="Fontepargpadro">
     <w:name w:val="Default Paragraph Font"/>
     <w:uiPriority w:val="1"/>
+    <w:semiHidden/>
     <w:unhideWhenUsed/>
   </w:style>
   <w:style w:type="table" w:default="1" w:styleId="Tabelanormal">
@@ -8363,7 +8202,10 @@
         <a:lstStyle/>
         <a:p>
           <a:pPr algn="ctr"/>
-          <a:endParaRPr lang="pt-BR" sz="900"/>
+          <a:r>
+            <a:rPr lang="pt-BR" sz="900"/>
+            <a:t>Necessidade de segurança no descarte de perfuro-cortantes. Evitar acidentes e contaminações.</a:t>
+          </a:r>
         </a:p>
       </dgm:t>
     </dgm:pt>
@@ -8399,7 +8241,10 @@
         <a:lstStyle/>
         <a:p>
           <a:pPr algn="ctr"/>
-          <a:endParaRPr lang="pt-BR" sz="900"/>
+          <a:r>
+            <a:rPr lang="pt-BR" sz="900"/>
+            <a:t>Desenvolvimento de códigos para placas (ESP32) </a:t>
+          </a:r>
         </a:p>
       </dgm:t>
     </dgm:pt>
@@ -8435,7 +8280,10 @@
         <a:lstStyle/>
         <a:p>
           <a:pPr algn="ctr"/>
-          <a:endParaRPr lang="pt-BR" sz="900"/>
+          <a:r>
+            <a:rPr lang="pt-BR" sz="900"/>
+            <a:t>2.3 Seleção, configuração e processos de segurança da informação em dispositivos de rede</a:t>
+          </a:r>
         </a:p>
       </dgm:t>
     </dgm:pt>
@@ -8471,7 +8319,10 @@
         <a:lstStyle/>
         <a:p>
           <a:pPr algn="ctr"/>
-          <a:endParaRPr lang="pt-BR" sz="900"/>
+          <a:r>
+            <a:rPr lang="pt-BR" sz="900"/>
+            <a:t>Medir capacidade das caixas. Integrar dados ao sistema hospitalar.</a:t>
+          </a:r>
         </a:p>
       </dgm:t>
     </dgm:pt>
@@ -8507,7 +8358,10 @@
         <a:lstStyle/>
         <a:p>
           <a:pPr algn="ctr"/>
-          <a:endParaRPr lang="pt-BR" sz="900"/>
+          <a:r>
+            <a:rPr lang="pt-BR" sz="900"/>
+            <a:t>Utilização de sensores de peso e nível. Integração com BI para dashboards.</a:t>
+          </a:r>
         </a:p>
       </dgm:t>
     </dgm:pt>
@@ -8543,7 +8397,10 @@
         <a:lstStyle/>
         <a:p>
           <a:pPr algn="ctr"/>
-          <a:endParaRPr lang="pt-BR" sz="900"/>
+          <a:r>
+            <a:rPr lang="pt-BR" sz="900"/>
+            <a:t>2.4 Desenvolvimento de códigos para  tratamento e visualização de dados</a:t>
+          </a:r>
         </a:p>
       </dgm:t>
     </dgm:pt>
@@ -8622,7 +8479,10 @@
         <a:lstStyle/>
         <a:p>
           <a:pPr algn="ctr"/>
-          <a:endParaRPr lang="pt-BR" sz="900"/>
+          <a:r>
+            <a:rPr lang="pt-BR" sz="900"/>
+            <a:t>Testes de funcionalidades de acordo com os protocolos de segurança.</a:t>
+          </a:r>
         </a:p>
       </dgm:t>
     </dgm:pt>
@@ -8658,7 +8518,10 @@
         <a:lstStyle/>
         <a:p>
           <a:pPr algn="ctr"/>
-          <a:endParaRPr lang="pt-BR" sz="900"/>
+          <a:r>
+            <a:rPr lang="pt-BR" sz="900"/>
+            <a:t>3.2 Documentação de testes e validações com usuários</a:t>
+          </a:r>
         </a:p>
       </dgm:t>
     </dgm:pt>
@@ -8694,7 +8557,10 @@
         <a:lstStyle/>
         <a:p>
           <a:pPr algn="ctr"/>
-          <a:endParaRPr lang="pt-BR" sz="900"/>
+          <a:r>
+            <a:rPr lang="pt-BR" sz="900"/>
+            <a:t>Aquisição e instalação de instrumentação em caixas perfuro-cortantes.</a:t>
+          </a:r>
         </a:p>
       </dgm:t>
     </dgm:pt>
@@ -8730,7 +8596,10 @@
         <a:lstStyle/>
         <a:p>
           <a:pPr algn="ctr"/>
-          <a:endParaRPr lang="pt-BR" sz="900"/>
+          <a:r>
+            <a:rPr lang="pt-BR" sz="900"/>
+            <a:t>3.3 Documentação de desenvolvimentos</a:t>
+          </a:r>
         </a:p>
       </dgm:t>
     </dgm:pt>
@@ -8764,7 +8633,10 @@
         <a:lstStyle/>
         <a:p>
           <a:pPr algn="ctr"/>
-          <a:endParaRPr lang="pt-BR" sz="900"/>
+          <a:r>
+            <a:rPr lang="pt-BR" sz="900"/>
+            <a:t>3.4 Apresentações e treinamentos</a:t>
+          </a:r>
         </a:p>
       </dgm:t>
     </dgm:pt>
@@ -8798,7 +8670,10 @@
         <a:lstStyle/>
         <a:p>
           <a:pPr algn="ctr"/>
-          <a:endParaRPr lang="pt-BR" sz="900"/>
+          <a:r>
+            <a:rPr lang="pt-BR" sz="900"/>
+            <a:t>1.4 Simulação de situação problema </a:t>
+          </a:r>
         </a:p>
       </dgm:t>
     </dgm:pt>
@@ -10695,7 +10570,10 @@
             </a:spcAft>
             <a:buNone/>
           </a:pPr>
-          <a:endParaRPr lang="pt-BR" sz="900" kern="1200"/>
+          <a:r>
+            <a:rPr lang="pt-BR" sz="900" kern="1200"/>
+            <a:t>Necessidade de segurança no descarte de perfuro-cortantes. Evitar acidentes e contaminações.</a:t>
+          </a:r>
         </a:p>
       </dsp:txBody>
       <dsp:txXfrm>
@@ -10769,7 +10647,10 @@
             </a:spcAft>
             <a:buNone/>
           </a:pPr>
-          <a:endParaRPr lang="pt-BR" sz="900" kern="1200"/>
+          <a:r>
+            <a:rPr lang="pt-BR" sz="900" kern="1200"/>
+            <a:t>Medir capacidade das caixas. Integrar dados ao sistema hospitalar.</a:t>
+          </a:r>
         </a:p>
       </dsp:txBody>
       <dsp:txXfrm>
@@ -10843,7 +10724,10 @@
             </a:spcAft>
             <a:buNone/>
           </a:pPr>
-          <a:endParaRPr lang="pt-BR" sz="900" kern="1200"/>
+          <a:r>
+            <a:rPr lang="pt-BR" sz="900" kern="1200"/>
+            <a:t>Utilização de sensores de peso e nível. Integração com BI para dashboards.</a:t>
+          </a:r>
         </a:p>
       </dsp:txBody>
       <dsp:txXfrm>
@@ -10917,7 +10801,10 @@
             </a:spcAft>
             <a:buNone/>
           </a:pPr>
-          <a:endParaRPr lang="pt-BR" sz="900" kern="1200"/>
+          <a:r>
+            <a:rPr lang="pt-BR" sz="900" kern="1200"/>
+            <a:t>1.4 Simulação de situação problema </a:t>
+          </a:r>
         </a:p>
       </dsp:txBody>
       <dsp:txXfrm>
@@ -11063,7 +10950,10 @@
             </a:spcAft>
             <a:buNone/>
           </a:pPr>
-          <a:endParaRPr lang="pt-BR" sz="900" kern="1200"/>
+          <a:r>
+            <a:rPr lang="pt-BR" sz="900" kern="1200"/>
+            <a:t>Aquisição e instalação de instrumentação em caixas perfuro-cortantes.</a:t>
+          </a:r>
         </a:p>
       </dsp:txBody>
       <dsp:txXfrm>
@@ -11137,7 +11027,10 @@
             </a:spcAft>
             <a:buNone/>
           </a:pPr>
-          <a:endParaRPr lang="pt-BR" sz="900" kern="1200"/>
+          <a:r>
+            <a:rPr lang="pt-BR" sz="900" kern="1200"/>
+            <a:t>Desenvolvimento de códigos para placas (ESP32) </a:t>
+          </a:r>
         </a:p>
       </dsp:txBody>
       <dsp:txXfrm>
@@ -11211,7 +11104,10 @@
             </a:spcAft>
             <a:buNone/>
           </a:pPr>
-          <a:endParaRPr lang="pt-BR" sz="900" kern="1200"/>
+          <a:r>
+            <a:rPr lang="pt-BR" sz="900" kern="1200"/>
+            <a:t>2.3 Seleção, configuração e processos de segurança da informação em dispositivos de rede</a:t>
+          </a:r>
         </a:p>
       </dsp:txBody>
       <dsp:txXfrm>
@@ -11285,7 +11181,10 @@
             </a:spcAft>
             <a:buNone/>
           </a:pPr>
-          <a:endParaRPr lang="pt-BR" sz="900" kern="1200"/>
+          <a:r>
+            <a:rPr lang="pt-BR" sz="900" kern="1200"/>
+            <a:t>2.4 Desenvolvimento de códigos para  tratamento e visualização de dados</a:t>
+          </a:r>
         </a:p>
       </dsp:txBody>
       <dsp:txXfrm>
@@ -11431,7 +11330,10 @@
             </a:spcAft>
             <a:buNone/>
           </a:pPr>
-          <a:endParaRPr lang="pt-BR" sz="900" kern="1200"/>
+          <a:r>
+            <a:rPr lang="pt-BR" sz="900" kern="1200"/>
+            <a:t>Testes de funcionalidades de acordo com os protocolos de segurança.</a:t>
+          </a:r>
         </a:p>
       </dsp:txBody>
       <dsp:txXfrm>
@@ -11505,7 +11407,10 @@
             </a:spcAft>
             <a:buNone/>
           </a:pPr>
-          <a:endParaRPr lang="pt-BR" sz="900" kern="1200"/>
+          <a:r>
+            <a:rPr lang="pt-BR" sz="900" kern="1200"/>
+            <a:t>3.2 Documentação de testes e validações com usuários</a:t>
+          </a:r>
         </a:p>
       </dsp:txBody>
       <dsp:txXfrm>
@@ -11579,7 +11484,10 @@
             </a:spcAft>
             <a:buNone/>
           </a:pPr>
-          <a:endParaRPr lang="pt-BR" sz="900" kern="1200"/>
+          <a:r>
+            <a:rPr lang="pt-BR" sz="900" kern="1200"/>
+            <a:t>3.3 Documentação de desenvolvimentos</a:t>
+          </a:r>
         </a:p>
       </dsp:txBody>
       <dsp:txXfrm>
@@ -11653,7 +11561,10 @@
             </a:spcAft>
             <a:buNone/>
           </a:pPr>
-          <a:endParaRPr lang="pt-BR" sz="900" kern="1200"/>
+          <a:r>
+            <a:rPr lang="pt-BR" sz="900" kern="1200"/>
+            <a:t>3.4 Apresentações e treinamentos</a:t>
+          </a:r>
         </a:p>
       </dsp:txBody>
       <dsp:txXfrm>
@@ -14129,6 +14040,10 @@
 </file>
 
 <file path=customXml/item1.xml><?xml version="1.0" encoding="utf-8"?>
+<b:Sources xmlns:b="http://schemas.openxmlformats.org/officeDocument/2006/bibliography" xmlns="http://schemas.openxmlformats.org/officeDocument/2006/bibliography" SelectedStyle="\APA.XSL" StyleName="APA"/>
+</file>
+
+<file path=customXml/item2.xml><?xml version="1.0" encoding="utf-8"?>
 <p:properties xmlns:p="http://schemas.microsoft.com/office/2006/metadata/properties" xmlns:xsi="http://www.w3.org/2001/XMLSchema-instance" xmlns:pc="http://schemas.microsoft.com/office/infopath/2007/PartnerControls">
   <documentManagement>
     <lcf76f155ced4ddcb4097134ff3c332f xmlns="b2f5c9b4-2508-453c-8c44-018dc2727fc2">
@@ -14140,7 +14055,7 @@
 </p:properties>
 </file>
 
-<file path=customXml/item2.xml><?xml version="1.0" encoding="utf-8"?>
+<file path=customXml/item3.xml><?xml version="1.0" encoding="utf-8"?>
 <?mso-contentType ?>
 <FormTemplates xmlns="http://schemas.microsoft.com/sharepoint/v3/contenttype/forms">
   <Display>DocumentLibraryForm</Display>
@@ -14149,7 +14064,7 @@
 </FormTemplates>
 </file>
 
-<file path=customXml/item3.xml><?xml version="1.0" encoding="utf-8"?>
+<file path=customXml/item4.xml><?xml version="1.0" encoding="utf-8"?>
 <ct:contentTypeSchema xmlns:ct="http://schemas.microsoft.com/office/2006/metadata/contentType" xmlns:ma="http://schemas.microsoft.com/office/2006/metadata/properties/metaAttributes" ct:_="" ma:_="" ma:contentTypeName="Documento" ma:contentTypeID="0x01010056D95D821A644A4C88A73E6EA7BB3E2C" ma:contentTypeVersion="16" ma:contentTypeDescription="Crie um novo documento." ma:contentTypeScope="" ma:versionID="91874f54eeec5731ed0cd0cbb403ca09">
   <xsd:schema xmlns:xsd="http://www.w3.org/2001/XMLSchema" xmlns:xs="http://www.w3.org/2001/XMLSchema" xmlns:p="http://schemas.microsoft.com/office/2006/metadata/properties" xmlns:ns2="b2f5c9b4-2508-453c-8c44-018dc2727fc2" xmlns:ns3="0e125737-1ef4-4504-bab2-3066e0e96b1d" targetNamespace="http://schemas.microsoft.com/office/2006/metadata/properties" ma:root="true" ma:fieldsID="eff2c31f842d7fc80d09c1f14932e1c5" ns2:_="" ns3:_="">
     <xsd:import namespace="b2f5c9b4-2508-453c-8c44-018dc2727fc2"/>
@@ -14392,11 +14307,15 @@
 </ct:contentTypeSchema>
 </file>
 
-<file path=customXml/item4.xml><?xml version="1.0" encoding="utf-8"?>
-<b:Sources xmlns:b="http://schemas.openxmlformats.org/officeDocument/2006/bibliography" xmlns="http://schemas.openxmlformats.org/officeDocument/2006/bibliography" SelectedStyle="\APA.XSL" StyleName="APA"/>
+<file path=customXml/itemProps1.xml><?xml version="1.0" encoding="utf-8"?>
+<ds:datastoreItem xmlns:ds="http://schemas.openxmlformats.org/officeDocument/2006/customXml" ds:itemID="{75616260-6476-4EA7-94B9-D83E28B8DA83}">
+  <ds:schemaRefs>
+    <ds:schemaRef ds:uri="http://schemas.openxmlformats.org/officeDocument/2006/bibliography"/>
+  </ds:schemaRefs>
+</ds:datastoreItem>
 </file>
 
-<file path=customXml/itemProps1.xml><?xml version="1.0" encoding="utf-8"?>
+<file path=customXml/itemProps2.xml><?xml version="1.0" encoding="utf-8"?>
 <ds:datastoreItem xmlns:ds="http://schemas.openxmlformats.org/officeDocument/2006/customXml" ds:itemID="{F6FD1497-328C-4479-AA5D-42889C0669CD}">
   <ds:schemaRefs>
     <ds:schemaRef ds:uri="http://schemas.microsoft.com/office/2006/metadata/properties"/>
@@ -14407,7 +14326,7 @@
 </ds:datastoreItem>
 </file>
 
-<file path=customXml/itemProps2.xml><?xml version="1.0" encoding="utf-8"?>
+<file path=customXml/itemProps3.xml><?xml version="1.0" encoding="utf-8"?>
 <ds:datastoreItem xmlns:ds="http://schemas.openxmlformats.org/officeDocument/2006/customXml" ds:itemID="{E4BEC699-BDA4-4F30-AC6C-9B73EF753CFD}">
   <ds:schemaRefs>
     <ds:schemaRef ds:uri="http://schemas.microsoft.com/sharepoint/v3/contenttype/forms"/>
@@ -14415,7 +14334,7 @@
 </ds:datastoreItem>
 </file>
 
-<file path=customXml/itemProps3.xml><?xml version="1.0" encoding="utf-8"?>
+<file path=customXml/itemProps4.xml><?xml version="1.0" encoding="utf-8"?>
 <ds:datastoreItem xmlns:ds="http://schemas.openxmlformats.org/officeDocument/2006/customXml" ds:itemID="{96EA3724-5B5A-4C59-AAC7-BD00EC27E17E}">
   <ds:schemaRefs>
     <ds:schemaRef ds:uri="http://schemas.microsoft.com/office/2006/metadata/contentType"/>
@@ -14432,12 +14351,4 @@
     <ds:schemaRef ds:uri="http://schemas.microsoft.com/internal/obd"/>
   </ds:schemaRefs>
 </ds:datastoreItem>
-</file>
-
-<file path=customXml/itemProps4.xml><?xml version="1.0" encoding="utf-8"?>
-<ds:datastoreItem xmlns:ds="http://schemas.openxmlformats.org/officeDocument/2006/customXml" ds:itemID="{75616260-6476-4EA7-94B9-D83E28B8DA83}">
-  <ds:schemaRefs>
-    <ds:schemaRef ds:uri="http://schemas.openxmlformats.org/officeDocument/2006/bibliography"/>
-  </ds:schemaRefs>
-</ds:datastoreItem>
 </file>